--- a/templates/veiculo.docx
+++ b/templates/veiculo.docx
@@ -705,7 +705,16 @@
                 <w:sz w:val="20"/>
                 <w:szCs w:val="20"/>
               </w:rPr>
-              <w:t>{{ veiculo</w:t>
+              <w:t xml:space="preserve">{{ </w:t>
+            </w:r>
+            <w:proofErr w:type="spellStart"/>
+            <w:r>
+              <w:rPr>
+                <w:rFonts w:ascii="Tahoma" w:eastAsia="Tahoma" w:hAnsi="Tahoma" w:cs="Tahoma"/>
+                <w:sz w:val="20"/>
+                <w:szCs w:val="20"/>
+              </w:rPr>
+              <w:t>veiculo</w:t>
             </w:r>
             <w:proofErr w:type="gramEnd"/>
             <w:r>
@@ -723,7 +732,16 @@
                 <w:sz w:val="20"/>
                 <w:szCs w:val="20"/>
               </w:rPr>
-              <w:t>obs }</w:t>
+              <w:t>obs</w:t>
+            </w:r>
+            <w:proofErr w:type="spellEnd"/>
+            <w:r>
+              <w:rPr>
+                <w:rFonts w:ascii="Tahoma" w:eastAsia="Tahoma" w:hAnsi="Tahoma" w:cs="Tahoma"/>
+                <w:sz w:val="20"/>
+                <w:szCs w:val="20"/>
+              </w:rPr>
+              <w:t xml:space="preserve"> }</w:t>
             </w:r>
             <w:proofErr w:type="gramEnd"/>
             <w:r>
@@ -5360,6 +5378,56 @@
     <w:p>
       <w:pPr>
         <w:spacing w:after="0" w:line="360" w:lineRule="auto"/>
+        <w:rPr>
+          <w:rFonts w:ascii="Tahoma" w:eastAsia="Tahoma" w:hAnsi="Tahoma" w:cs="Tahoma"/>
+          <w:sz w:val="22"/>
+          <w:szCs w:val="22"/>
+        </w:rPr>
+      </w:pPr>
+    </w:p>
+    <w:p>
+      <w:pPr>
+        <w:spacing w:after="0" w:line="360" w:lineRule="auto"/>
+        <w:rPr>
+          <w:rFonts w:ascii="Tahoma" w:eastAsia="Tahoma" w:hAnsi="Tahoma" w:cs="Tahoma"/>
+          <w:sz w:val="22"/>
+          <w:szCs w:val="22"/>
+        </w:rPr>
+      </w:pPr>
+    </w:p>
+    <w:p>
+      <w:pPr>
+        <w:spacing w:after="0" w:line="360" w:lineRule="auto"/>
+        <w:rPr>
+          <w:rFonts w:ascii="Tahoma" w:eastAsia="Tahoma" w:hAnsi="Tahoma" w:cs="Tahoma"/>
+          <w:sz w:val="22"/>
+          <w:szCs w:val="22"/>
+        </w:rPr>
+      </w:pPr>
+    </w:p>
+    <w:p>
+      <w:pPr>
+        <w:spacing w:after="0" w:line="360" w:lineRule="auto"/>
+        <w:rPr>
+          <w:rFonts w:ascii="Tahoma" w:eastAsia="Tahoma" w:hAnsi="Tahoma" w:cs="Tahoma"/>
+          <w:sz w:val="22"/>
+          <w:szCs w:val="22"/>
+        </w:rPr>
+      </w:pPr>
+    </w:p>
+    <w:p>
+      <w:pPr>
+        <w:spacing w:after="0" w:line="360" w:lineRule="auto"/>
+        <w:rPr>
+          <w:rFonts w:ascii="Tahoma" w:eastAsia="Tahoma" w:hAnsi="Tahoma" w:cs="Tahoma"/>
+          <w:sz w:val="22"/>
+          <w:szCs w:val="22"/>
+        </w:rPr>
+      </w:pPr>
+    </w:p>
+    <w:p>
+      <w:pPr>
+        <w:spacing w:after="0" w:line="360" w:lineRule="auto"/>
         <w:ind w:firstLine="851"/>
         <w:rPr>
           <w:rFonts w:ascii="Tahoma" w:eastAsia="Tahoma" w:hAnsi="Tahoma" w:cs="Tahoma"/>
@@ -6700,6 +6768,7 @@
   <w:style w:type="character" w:default="1" w:styleId="Fontepargpadro">
     <w:name w:val="Default Paragraph Font"/>
     <w:uiPriority w:val="1"/>
+    <w:semiHidden/>
     <w:unhideWhenUsed/>
   </w:style>
   <w:style w:type="table" w:default="1" w:styleId="Tabelanormal">
@@ -27850,9 +27919,7 @@
       <w:tblStyleRowBandSize w:val="1"/>
       <w:tblStyleColBandSize w:val="1"/>
       <w:tblCellMar>
-        <w:top w:w="0" w:type="dxa"/>
         <w:left w:w="108" w:type="dxa"/>
-        <w:bottom w:w="0" w:type="dxa"/>
         <w:right w:w="108" w:type="dxa"/>
       </w:tblCellMar>
     </w:tblPr>
@@ -27867,9 +27934,7 @@
       <w:tblStyleRowBandSize w:val="1"/>
       <w:tblStyleColBandSize w:val="1"/>
       <w:tblCellMar>
-        <w:top w:w="0" w:type="dxa"/>
         <w:left w:w="108" w:type="dxa"/>
-        <w:bottom w:w="0" w:type="dxa"/>
         <w:right w:w="108" w:type="dxa"/>
       </w:tblCellMar>
     </w:tblPr>

--- a/templates/veiculo.docx
+++ b/templates/veiculo.docx
@@ -142,19 +142,7 @@
           <w:szCs w:val="20"/>
           <w:highlight w:val="white"/>
         </w:rPr>
-        <w:t xml:space="preserve">{{r </w:t>
-      </w:r>
-      <w:proofErr w:type="spellStart"/>
-      <w:r>
-        <w:rPr>
-          <w:rFonts w:ascii="Arial" w:eastAsia="Arial" w:hAnsi="Arial" w:cs="Arial"/>
-          <w:bCs/>
-          <w:color w:val="000000" w:themeColor="text1"/>
-          <w:sz w:val="20"/>
-          <w:szCs w:val="20"/>
-          <w:highlight w:val="white"/>
-        </w:rPr>
-        <w:t>bloco_</w:t>
+        <w:t>{{r bloco_</w:t>
       </w:r>
       <w:proofErr w:type="gramStart"/>
       <w:r>
@@ -166,19 +154,7 @@
           <w:szCs w:val="20"/>
           <w:highlight w:val="white"/>
         </w:rPr>
-        <w:t>cliente</w:t>
-      </w:r>
-      <w:proofErr w:type="spellEnd"/>
-      <w:r>
-        <w:rPr>
-          <w:rFonts w:ascii="Arial" w:eastAsia="Arial" w:hAnsi="Arial" w:cs="Arial"/>
-          <w:bCs/>
-          <w:color w:val="000000" w:themeColor="text1"/>
-          <w:sz w:val="20"/>
-          <w:szCs w:val="20"/>
-          <w:highlight w:val="white"/>
-        </w:rPr>
-        <w:t xml:space="preserve"> }</w:t>
+        <w:t>cliente }</w:t>
       </w:r>
       <w:proofErr w:type="gramEnd"/>
       <w:r>
@@ -431,16 +407,7 @@
                 <w:sz w:val="20"/>
                 <w:szCs w:val="20"/>
               </w:rPr>
-              <w:t xml:space="preserve">{{ </w:t>
-            </w:r>
-            <w:proofErr w:type="spellStart"/>
-            <w:r>
-              <w:rPr>
-                <w:rFonts w:ascii="Arial" w:eastAsia="Arial" w:hAnsi="Arial" w:cs="Arial"/>
-                <w:sz w:val="20"/>
-                <w:szCs w:val="20"/>
-              </w:rPr>
-              <w:t>veiculo</w:t>
+              <w:t>{{ veiculo</w:t>
             </w:r>
             <w:proofErr w:type="gramEnd"/>
             <w:r>
@@ -449,16 +416,7 @@
                 <w:sz w:val="20"/>
                 <w:szCs w:val="20"/>
               </w:rPr>
-              <w:t>_marca_modelo</w:t>
-            </w:r>
-            <w:proofErr w:type="spellEnd"/>
-            <w:r>
-              <w:rPr>
-                <w:rFonts w:ascii="Arial" w:eastAsia="Arial" w:hAnsi="Arial" w:cs="Arial"/>
-                <w:sz w:val="20"/>
-                <w:szCs w:val="20"/>
-              </w:rPr>
-              <w:t xml:space="preserve"> }}</w:t>
+              <w:t>_marca_modelo }}</w:t>
             </w:r>
             <w:r>
               <w:rPr>
@@ -475,16 +433,7 @@
                 <w:sz w:val="20"/>
                 <w:szCs w:val="20"/>
               </w:rPr>
-              <w:t xml:space="preserve">{{ </w:t>
-            </w:r>
-            <w:proofErr w:type="spellStart"/>
-            <w:r>
-              <w:rPr>
-                <w:rFonts w:ascii="Arial" w:eastAsia="Arial" w:hAnsi="Arial" w:cs="Arial"/>
-                <w:sz w:val="20"/>
-                <w:szCs w:val="20"/>
-              </w:rPr>
-              <w:t>veiculo</w:t>
+              <w:t>{{ veiculo</w:t>
             </w:r>
             <w:proofErr w:type="gramEnd"/>
             <w:r>
@@ -502,16 +451,7 @@
                 <w:sz w:val="20"/>
                 <w:szCs w:val="20"/>
               </w:rPr>
-              <w:t>ano</w:t>
-            </w:r>
-            <w:proofErr w:type="spellEnd"/>
-            <w:r>
-              <w:rPr>
-                <w:rFonts w:ascii="Arial" w:eastAsia="Arial" w:hAnsi="Arial" w:cs="Arial"/>
-                <w:sz w:val="20"/>
-                <w:szCs w:val="20"/>
-              </w:rPr>
-              <w:t xml:space="preserve"> }</w:t>
+              <w:t>ano }</w:t>
             </w:r>
             <w:proofErr w:type="gramEnd"/>
             <w:r>
@@ -542,16 +482,7 @@
                 <w:sz w:val="20"/>
                 <w:szCs w:val="20"/>
               </w:rPr>
-              <w:t xml:space="preserve">{{ </w:t>
-            </w:r>
-            <w:proofErr w:type="spellStart"/>
-            <w:r>
-              <w:rPr>
-                <w:rFonts w:ascii="Arial" w:eastAsia="Arial" w:hAnsi="Arial" w:cs="Arial"/>
-                <w:sz w:val="20"/>
-                <w:szCs w:val="20"/>
-              </w:rPr>
-              <w:t>veiculo</w:t>
+              <w:t>{{ veiculo</w:t>
             </w:r>
             <w:proofErr w:type="gramEnd"/>
             <w:r>
@@ -560,16 +491,7 @@
                 <w:sz w:val="20"/>
                 <w:szCs w:val="20"/>
               </w:rPr>
-              <w:t>_placa</w:t>
-            </w:r>
-            <w:proofErr w:type="spellEnd"/>
-            <w:r>
-              <w:rPr>
-                <w:rFonts w:ascii="Arial" w:eastAsia="Arial" w:hAnsi="Arial" w:cs="Arial"/>
-                <w:sz w:val="20"/>
-                <w:szCs w:val="20"/>
-              </w:rPr>
-              <w:t xml:space="preserve"> }}</w:t>
+              <w:t>_placa }}</w:t>
             </w:r>
           </w:p>
         </w:tc>
@@ -597,16 +519,7 @@
                 <w:sz w:val="20"/>
                 <w:szCs w:val="20"/>
               </w:rPr>
-              <w:t xml:space="preserve">{{ </w:t>
-            </w:r>
-            <w:proofErr w:type="spellStart"/>
-            <w:r>
-              <w:rPr>
-                <w:rFonts w:ascii="Arial" w:eastAsia="Arial" w:hAnsi="Arial" w:cs="Arial"/>
-                <w:sz w:val="20"/>
-                <w:szCs w:val="20"/>
-              </w:rPr>
-              <w:t>veiculo</w:t>
+              <w:t>{{ veiculo</w:t>
             </w:r>
             <w:proofErr w:type="gramEnd"/>
             <w:r>
@@ -624,16 +537,7 @@
                 <w:sz w:val="20"/>
                 <w:szCs w:val="20"/>
               </w:rPr>
-              <w:t>cor</w:t>
-            </w:r>
-            <w:proofErr w:type="spellEnd"/>
-            <w:r>
-              <w:rPr>
-                <w:rFonts w:ascii="Arial" w:eastAsia="Arial" w:hAnsi="Arial" w:cs="Arial"/>
-                <w:sz w:val="20"/>
-                <w:szCs w:val="20"/>
-              </w:rPr>
-              <w:t xml:space="preserve"> }</w:t>
+              <w:t>cor }</w:t>
             </w:r>
             <w:proofErr w:type="gramEnd"/>
             <w:r>
@@ -661,16 +565,7 @@
                 <w:sz w:val="20"/>
                 <w:szCs w:val="20"/>
               </w:rPr>
-              <w:t xml:space="preserve">{{ </w:t>
-            </w:r>
-            <w:proofErr w:type="spellStart"/>
-            <w:r>
-              <w:rPr>
-                <w:rFonts w:ascii="Arial" w:eastAsia="Arial" w:hAnsi="Arial" w:cs="Arial"/>
-                <w:sz w:val="20"/>
-                <w:szCs w:val="20"/>
-              </w:rPr>
-              <w:t>veiculo</w:t>
+              <w:t>{{ veiculo</w:t>
             </w:r>
             <w:proofErr w:type="gramEnd"/>
             <w:r>
@@ -679,16 +574,7 @@
                 <w:sz w:val="20"/>
                 <w:szCs w:val="20"/>
               </w:rPr>
-              <w:t>_renavam</w:t>
-            </w:r>
-            <w:proofErr w:type="spellEnd"/>
-            <w:r>
-              <w:rPr>
-                <w:rFonts w:ascii="Arial" w:eastAsia="Arial" w:hAnsi="Arial" w:cs="Arial"/>
-                <w:sz w:val="20"/>
-                <w:szCs w:val="20"/>
-              </w:rPr>
-              <w:t xml:space="preserve"> }}</w:t>
+              <w:t>_renavam }}</w:t>
             </w:r>
             <w:r>
               <w:rPr>
@@ -705,16 +591,7 @@
                 <w:sz w:val="20"/>
                 <w:szCs w:val="20"/>
               </w:rPr>
-              <w:t xml:space="preserve">{{ </w:t>
-            </w:r>
-            <w:proofErr w:type="spellStart"/>
-            <w:r>
-              <w:rPr>
-                <w:rFonts w:ascii="Tahoma" w:eastAsia="Tahoma" w:hAnsi="Tahoma" w:cs="Tahoma"/>
-                <w:sz w:val="20"/>
-                <w:szCs w:val="20"/>
-              </w:rPr>
-              <w:t>veiculo</w:t>
+              <w:t>{{ veiculo</w:t>
             </w:r>
             <w:proofErr w:type="gramEnd"/>
             <w:r>
@@ -732,16 +609,7 @@
                 <w:sz w:val="20"/>
                 <w:szCs w:val="20"/>
               </w:rPr>
-              <w:t>obs</w:t>
-            </w:r>
-            <w:proofErr w:type="spellEnd"/>
-            <w:r>
-              <w:rPr>
-                <w:rFonts w:ascii="Tahoma" w:eastAsia="Tahoma" w:hAnsi="Tahoma" w:cs="Tahoma"/>
-                <w:sz w:val="20"/>
-                <w:szCs w:val="20"/>
-              </w:rPr>
-              <w:t xml:space="preserve"> }</w:t>
+              <w:t>obs }</w:t>
             </w:r>
             <w:proofErr w:type="gramEnd"/>
             <w:r>
@@ -1012,7 +880,28 @@
             </w:tcBorders>
           </w:tcPr>
           <w:p>
+            <w:r>
+              <w:t>{% for p in processos %}</w:t>
+            </w:r>
+          </w:p>
+          <w:p>
             <w:pPr>
+              <w:keepNext/>
+              <w:keepLines/>
+            </w:pPr>
+            <w:r>
+              <w:rPr>
+                <w:rFonts w:ascii="Arial" w:hAnsi="Arial"/>
+                <w:b/>
+                <w:sz w:val="20"/>
+              </w:rPr>
+              <w:t>Processo/Divida {{ loop.index }}</w:t>
+            </w:r>
+          </w:p>
+          <w:p>
+            <w:pPr>
+              <w:keepNext/>
+              <w:keepLines/>
               <w:jc w:val="both"/>
               <w:rPr>
                 <w:rFonts w:ascii="Arial" w:eastAsia="Arial" w:hAnsi="Arial" w:cs="Arial"/>
@@ -1024,27 +913,39 @@
             </w:pPr>
             <w:r>
               <w:rPr>
+                <w:rFonts w:ascii="Arial" w:hAnsi="Arial"/>
+                <w:sz w:val="20"/>
+              </w:rPr>
+              <w:t>1.1 Banco Financiado: {{ p.banco }}</w:t>
+            </w:r>
+          </w:p>
+          <w:p>
+            <w:pPr>
+              <w:keepNext/>
+              <w:keepLines/>
+              <w:jc w:val="both"/>
+              <w:rPr>
                 <w:rFonts w:ascii="Arial" w:eastAsia="Arial" w:hAnsi="Arial" w:cs="Arial"/>
                 <w:bCs/>
                 <w:color w:val="000000" w:themeColor="text1"/>
                 <w:sz w:val="20"/>
                 <w:szCs w:val="20"/>
               </w:rPr>
-              <w:t xml:space="preserve">1.1 Banco Financiado: </w:t>
-            </w:r>
+            </w:pPr>
+            <w:proofErr w:type="gramStart"/>
+            <w:proofErr w:type="gramEnd"/>
             <w:r>
               <w:rPr>
-                <w:rFonts w:ascii="Arial" w:eastAsia="Arial" w:hAnsi="Arial" w:cs="Arial"/>
-                <w:b/>
-                <w:color w:val="000000" w:themeColor="text1"/>
+                <w:rFonts w:ascii="Arial" w:hAnsi="Arial"/>
                 <w:sz w:val="20"/>
-                <w:szCs w:val="20"/>
               </w:rPr>
-              <w:t>{{banco}}</w:t>
+              <w:t>1.2 Dívida Atual: {{ p.divida }}</w:t>
             </w:r>
           </w:p>
           <w:p>
             <w:pPr>
+              <w:keepNext/>
+              <w:keepLines/>
               <w:jc w:val="both"/>
               <w:rPr>
                 <w:rFonts w:ascii="Arial" w:eastAsia="Arial" w:hAnsi="Arial" w:cs="Arial"/>
@@ -1056,49 +957,16 @@
             </w:pPr>
             <w:r>
               <w:rPr>
-                <w:rFonts w:ascii="Arial" w:eastAsia="Arial" w:hAnsi="Arial" w:cs="Arial"/>
-                <w:bCs/>
-                <w:color w:val="000000" w:themeColor="text1"/>
+                <w:rFonts w:ascii="Arial" w:hAnsi="Arial"/>
                 <w:sz w:val="20"/>
-                <w:szCs w:val="20"/>
               </w:rPr>
-              <w:t xml:space="preserve">1.2 Dívida Atual: </w:t>
-            </w:r>
-            <w:r>
-              <w:rPr>
-                <w:rFonts w:ascii="Arial" w:eastAsia="Arial" w:hAnsi="Arial" w:cs="Arial"/>
-                <w:b/>
-                <w:color w:val="000000" w:themeColor="text1"/>
-                <w:sz w:val="20"/>
-                <w:szCs w:val="20"/>
-              </w:rPr>
-              <w:t>{{</w:t>
-            </w:r>
-            <w:proofErr w:type="gramStart"/>
-            <w:r>
-              <w:rPr>
-                <w:rFonts w:ascii="Arial" w:eastAsia="Arial" w:hAnsi="Arial" w:cs="Arial"/>
-                <w:b/>
-                <w:color w:val="000000" w:themeColor="text1"/>
-                <w:sz w:val="20"/>
-                <w:szCs w:val="20"/>
-              </w:rPr>
-              <w:t>divida</w:t>
-            </w:r>
-            <w:proofErr w:type="gramEnd"/>
-            <w:r>
-              <w:rPr>
-                <w:rFonts w:ascii="Arial" w:eastAsia="Arial" w:hAnsi="Arial" w:cs="Arial"/>
-                <w:b/>
-                <w:color w:val="000000" w:themeColor="text1"/>
-                <w:sz w:val="20"/>
-                <w:szCs w:val="20"/>
-              </w:rPr>
-              <w:t>}}</w:t>
+              <w:t>1.3 Valor da Parcela: {{ p.valor_parcela }}</w:t>
             </w:r>
           </w:p>
           <w:p>
             <w:pPr>
+              <w:keepNext/>
+              <w:keepLines/>
               <w:jc w:val="both"/>
               <w:rPr>
                 <w:rFonts w:ascii="Arial" w:eastAsia="Arial" w:hAnsi="Arial" w:cs="Arial"/>
@@ -1110,39 +978,16 @@
             </w:pPr>
             <w:r>
               <w:rPr>
-                <w:rFonts w:ascii="Arial" w:eastAsia="Arial" w:hAnsi="Arial" w:cs="Arial"/>
-                <w:bCs/>
-                <w:color w:val="000000" w:themeColor="text1"/>
+                <w:rFonts w:ascii="Arial" w:hAnsi="Arial"/>
                 <w:sz w:val="20"/>
-                <w:szCs w:val="20"/>
               </w:rPr>
-              <w:t>1.3 Valor da Parcela: {{</w:t>
-            </w:r>
-            <w:proofErr w:type="spellStart"/>
-            <w:r>
-              <w:rPr>
-                <w:rFonts w:ascii="Arial" w:eastAsia="Arial" w:hAnsi="Arial" w:cs="Arial"/>
-                <w:bCs/>
-                <w:color w:val="000000" w:themeColor="text1"/>
-                <w:sz w:val="20"/>
-                <w:szCs w:val="20"/>
-              </w:rPr>
-              <w:t>valor_parcela_banco</w:t>
-            </w:r>
-            <w:proofErr w:type="spellEnd"/>
-            <w:r>
-              <w:rPr>
-                <w:rFonts w:ascii="Arial" w:eastAsia="Arial" w:hAnsi="Arial" w:cs="Arial"/>
-                <w:bCs/>
-                <w:color w:val="000000" w:themeColor="text1"/>
-                <w:sz w:val="20"/>
-                <w:szCs w:val="20"/>
-              </w:rPr>
-              <w:t>}}</w:t>
+              <w:t>1.4 Parcelas Totais: {{ p.parcelas_totais }}</w:t>
             </w:r>
           </w:p>
           <w:p>
             <w:pPr>
+              <w:keepNext/>
+              <w:keepLines/>
               <w:jc w:val="both"/>
               <w:rPr>
                 <w:rFonts w:ascii="Arial" w:eastAsia="Arial" w:hAnsi="Arial" w:cs="Arial"/>
@@ -1154,39 +999,16 @@
             </w:pPr>
             <w:r>
               <w:rPr>
-                <w:rFonts w:ascii="Arial" w:eastAsia="Arial" w:hAnsi="Arial" w:cs="Arial"/>
-                <w:bCs/>
-                <w:color w:val="000000" w:themeColor="text1"/>
+                <w:rFonts w:ascii="Arial" w:hAnsi="Arial"/>
                 <w:sz w:val="20"/>
-                <w:szCs w:val="20"/>
               </w:rPr>
-              <w:t>1.4 Parcelas Totais: {{</w:t>
-            </w:r>
-            <w:proofErr w:type="spellStart"/>
-            <w:r>
-              <w:rPr>
-                <w:rFonts w:ascii="Arial" w:eastAsia="Arial" w:hAnsi="Arial" w:cs="Arial"/>
-                <w:bCs/>
-                <w:color w:val="000000" w:themeColor="text1"/>
-                <w:sz w:val="20"/>
-                <w:szCs w:val="20"/>
-              </w:rPr>
-              <w:t>parcelas_totais</w:t>
-            </w:r>
-            <w:proofErr w:type="spellEnd"/>
-            <w:r>
-              <w:rPr>
-                <w:rFonts w:ascii="Arial" w:eastAsia="Arial" w:hAnsi="Arial" w:cs="Arial"/>
-                <w:bCs/>
-                <w:color w:val="000000" w:themeColor="text1"/>
-                <w:sz w:val="20"/>
-                <w:szCs w:val="20"/>
-              </w:rPr>
-              <w:t>}}</w:t>
+              <w:t>1.5 Parcelas Pagas: {{ p.parcelas_pagas }}</w:t>
             </w:r>
           </w:p>
           <w:p>
             <w:pPr>
+              <w:keepNext/>
+              <w:keepLines/>
               <w:jc w:val="both"/>
               <w:rPr>
                 <w:rFonts w:ascii="Arial" w:eastAsia="Arial" w:hAnsi="Arial" w:cs="Arial"/>
@@ -1198,39 +1020,16 @@
             </w:pPr>
             <w:r>
               <w:rPr>
-                <w:rFonts w:ascii="Arial" w:eastAsia="Arial" w:hAnsi="Arial" w:cs="Arial"/>
-                <w:bCs/>
-                <w:color w:val="000000" w:themeColor="text1"/>
+                <w:rFonts w:ascii="Arial" w:hAnsi="Arial"/>
                 <w:sz w:val="20"/>
-                <w:szCs w:val="20"/>
               </w:rPr>
-              <w:t>1.5 Parcelas Pagas: {{</w:t>
-            </w:r>
-            <w:proofErr w:type="spellStart"/>
-            <w:r>
-              <w:rPr>
-                <w:rFonts w:ascii="Arial" w:eastAsia="Arial" w:hAnsi="Arial" w:cs="Arial"/>
-                <w:bCs/>
-                <w:color w:val="000000" w:themeColor="text1"/>
-                <w:sz w:val="20"/>
-                <w:szCs w:val="20"/>
-              </w:rPr>
-              <w:t>parcelas_pagas</w:t>
-            </w:r>
-            <w:proofErr w:type="spellEnd"/>
-            <w:r>
-              <w:rPr>
-                <w:rFonts w:ascii="Arial" w:eastAsia="Arial" w:hAnsi="Arial" w:cs="Arial"/>
-                <w:bCs/>
-                <w:color w:val="000000" w:themeColor="text1"/>
-                <w:sz w:val="20"/>
-                <w:szCs w:val="20"/>
-              </w:rPr>
-              <w:t>}}</w:t>
+              <w:t>1.6 Parcelas Em Aberto: {{ p.parcelas_abertas }}</w:t>
             </w:r>
           </w:p>
           <w:p>
             <w:pPr>
+              <w:keepNext/>
+              <w:keepLines/>
               <w:jc w:val="both"/>
               <w:rPr>
                 <w:rFonts w:ascii="Arial" w:eastAsia="Arial" w:hAnsi="Arial" w:cs="Arial"/>
@@ -1242,39 +1041,15 @@
             </w:pPr>
             <w:r>
               <w:rPr>
-                <w:rFonts w:ascii="Arial" w:eastAsia="Arial" w:hAnsi="Arial" w:cs="Arial"/>
-                <w:bCs/>
-                <w:color w:val="000000" w:themeColor="text1"/>
+                <w:rFonts w:ascii="Arial" w:hAnsi="Arial"/>
                 <w:sz w:val="20"/>
-                <w:szCs w:val="20"/>
               </w:rPr>
-              <w:t>1.6 Parcelas Em Aberto: {{</w:t>
-            </w:r>
-            <w:proofErr w:type="spellStart"/>
-            <w:r>
-              <w:rPr>
-                <w:rFonts w:ascii="Arial" w:eastAsia="Arial" w:hAnsi="Arial" w:cs="Arial"/>
-                <w:bCs/>
-                <w:color w:val="000000" w:themeColor="text1"/>
-                <w:sz w:val="20"/>
-                <w:szCs w:val="20"/>
-              </w:rPr>
-              <w:t>parcelas_abertas</w:t>
-            </w:r>
-            <w:proofErr w:type="spellEnd"/>
-            <w:r>
-              <w:rPr>
-                <w:rFonts w:ascii="Arial" w:eastAsia="Arial" w:hAnsi="Arial" w:cs="Arial"/>
-                <w:bCs/>
-                <w:color w:val="000000" w:themeColor="text1"/>
-                <w:sz w:val="20"/>
-                <w:szCs w:val="20"/>
-              </w:rPr>
-              <w:t>}}</w:t>
+              <w:t>1.7 Parcelas Vencidas: {{ p.parcelas_vencidas }}</w:t>
             </w:r>
           </w:p>
           <w:p>
             <w:pPr>
+              <w:keepLines/>
               <w:jc w:val="both"/>
               <w:rPr>
                 <w:rFonts w:ascii="Arial" w:eastAsia="Arial" w:hAnsi="Arial" w:cs="Arial"/>
@@ -1286,89 +1061,15 @@
             </w:pPr>
             <w:r>
               <w:rPr>
-                <w:rFonts w:ascii="Arial" w:eastAsia="Arial" w:hAnsi="Arial" w:cs="Arial"/>
-                <w:bCs/>
-                <w:color w:val="000000" w:themeColor="text1"/>
+                <w:rFonts w:ascii="Arial" w:hAnsi="Arial"/>
                 <w:sz w:val="20"/>
-                <w:szCs w:val="20"/>
               </w:rPr>
-              <w:t>1.7 Parcelas Vencidas: {{</w:t>
-            </w:r>
-            <w:proofErr w:type="spellStart"/>
-            <w:r>
-              <w:rPr>
-                <w:rFonts w:ascii="Arial" w:eastAsia="Arial" w:hAnsi="Arial" w:cs="Arial"/>
-                <w:bCs/>
-                <w:color w:val="000000" w:themeColor="text1"/>
-                <w:sz w:val="20"/>
-                <w:szCs w:val="20"/>
-              </w:rPr>
-              <w:t>parcelas_vencidas</w:t>
-            </w:r>
-            <w:proofErr w:type="spellEnd"/>
-            <w:r>
-              <w:rPr>
-                <w:rFonts w:ascii="Arial" w:eastAsia="Arial" w:hAnsi="Arial" w:cs="Arial"/>
-                <w:bCs/>
-                <w:color w:val="000000" w:themeColor="text1"/>
-                <w:sz w:val="20"/>
-                <w:szCs w:val="20"/>
-              </w:rPr>
-              <w:t>}}</w:t>
+              <w:t>1.8 Existe processo? {{ p.existe_processo }}</w:t>
             </w:r>
           </w:p>
           <w:p>
-            <w:pPr>
-              <w:jc w:val="both"/>
-              <w:rPr>
-                <w:rFonts w:ascii="Arial" w:eastAsia="Arial" w:hAnsi="Arial" w:cs="Arial"/>
-                <w:bCs/>
-                <w:color w:val="000000" w:themeColor="text1"/>
-                <w:sz w:val="20"/>
-                <w:szCs w:val="20"/>
-              </w:rPr>
-            </w:pPr>
             <w:r>
-              <w:rPr>
-                <w:rFonts w:ascii="Arial" w:eastAsia="Arial" w:hAnsi="Arial" w:cs="Arial"/>
-                <w:bCs/>
-                <w:color w:val="000000" w:themeColor="text1"/>
-                <w:sz w:val="20"/>
-                <w:szCs w:val="20"/>
-              </w:rPr>
-              <w:t xml:space="preserve">1.8 Existe processo? </w:t>
-            </w:r>
-            <w:r>
-              <w:rPr>
-                <w:rFonts w:ascii="Arial" w:eastAsia="Arial" w:hAnsi="Arial" w:cs="Arial"/>
-                <w:b/>
-                <w:color w:val="000000" w:themeColor="text1"/>
-                <w:sz w:val="20"/>
-                <w:szCs w:val="20"/>
-              </w:rPr>
-              <w:t>{{</w:t>
-            </w:r>
-            <w:proofErr w:type="spellStart"/>
-            <w:r>
-              <w:rPr>
-                <w:rFonts w:ascii="Arial" w:eastAsia="Arial" w:hAnsi="Arial" w:cs="Arial"/>
-                <w:b/>
-                <w:color w:val="000000" w:themeColor="text1"/>
-                <w:sz w:val="20"/>
-                <w:szCs w:val="20"/>
-              </w:rPr>
-              <w:t>existe_processo</w:t>
-            </w:r>
-            <w:proofErr w:type="spellEnd"/>
-            <w:r>
-              <w:rPr>
-                <w:rFonts w:ascii="Arial" w:eastAsia="Arial" w:hAnsi="Arial" w:cs="Arial"/>
-                <w:b/>
-                <w:color w:val="000000" w:themeColor="text1"/>
-                <w:sz w:val="20"/>
-                <w:szCs w:val="20"/>
-              </w:rPr>
-              <w:t>}}</w:t>
+              <w:t>{% endfor %}</w:t>
             </w:r>
           </w:p>
           <w:p>
@@ -1436,29 +1137,7 @@
                 <w:sz w:val="20"/>
                 <w:szCs w:val="20"/>
               </w:rPr>
-              <w:t>3.1 CUSTOS: {{</w:t>
-            </w:r>
-            <w:proofErr w:type="spellStart"/>
-            <w:r>
-              <w:rPr>
-                <w:rFonts w:ascii="Arial" w:eastAsia="Arial" w:hAnsi="Arial" w:cs="Arial"/>
-                <w:bCs/>
-                <w:color w:val="000000" w:themeColor="text1"/>
-                <w:sz w:val="20"/>
-                <w:szCs w:val="20"/>
-              </w:rPr>
-              <w:t>custos_desc</w:t>
-            </w:r>
-            <w:proofErr w:type="spellEnd"/>
-            <w:r>
-              <w:rPr>
-                <w:rFonts w:ascii="Arial" w:eastAsia="Arial" w:hAnsi="Arial" w:cs="Arial"/>
-                <w:bCs/>
-                <w:color w:val="000000" w:themeColor="text1"/>
-                <w:sz w:val="20"/>
-                <w:szCs w:val="20"/>
-              </w:rPr>
-              <w:t>}}</w:t>
+              <w:t>3.1 CUSTOS: {{custos_desc}}</w:t>
             </w:r>
           </w:p>
           <w:p>
@@ -1501,29 +1180,7 @@
                 <w:sz w:val="20"/>
                 <w:szCs w:val="20"/>
               </w:rPr>
-              <w:t>3.3 Nº DE PARCELAS: {{</w:t>
-            </w:r>
-            <w:proofErr w:type="spellStart"/>
-            <w:r>
-              <w:rPr>
-                <w:rFonts w:ascii="Arial" w:eastAsia="Arial" w:hAnsi="Arial" w:cs="Arial"/>
-                <w:bCs/>
-                <w:color w:val="000000" w:themeColor="text1"/>
-                <w:sz w:val="20"/>
-                <w:szCs w:val="20"/>
-              </w:rPr>
-              <w:t>n_parcelas_qr</w:t>
-            </w:r>
-            <w:proofErr w:type="spellEnd"/>
-            <w:r>
-              <w:rPr>
-                <w:rFonts w:ascii="Arial" w:eastAsia="Arial" w:hAnsi="Arial" w:cs="Arial"/>
-                <w:bCs/>
-                <w:color w:val="000000" w:themeColor="text1"/>
-                <w:sz w:val="20"/>
-                <w:szCs w:val="20"/>
-              </w:rPr>
-              <w:t>}}</w:t>
+              <w:t>3.3 Nº DE PARCELAS: {{n_parcelas_qr}}</w:t>
             </w:r>
           </w:p>
         </w:tc>
@@ -4541,19 +4198,8 @@
           <w:sz w:val="20"/>
           <w:szCs w:val="20"/>
         </w:rPr>
-        <w:t>{{</w:t>
+        <w:t>{{taxa_rescisao</w:t>
       </w:r>
-      <w:proofErr w:type="spellStart"/>
-      <w:r>
-        <w:rPr>
-          <w:rFonts w:ascii="Arial" w:eastAsia="Arial" w:hAnsi="Arial" w:cs="Arial"/>
-          <w:color w:val="000000" w:themeColor="text1"/>
-          <w:sz w:val="20"/>
-          <w:szCs w:val="20"/>
-        </w:rPr>
-        <w:t>taxa_rescisao</w:t>
-      </w:r>
-      <w:proofErr w:type="spellEnd"/>
       <w:proofErr w:type="gramStart"/>
       <w:r>
         <w:rPr>
@@ -4572,27 +4218,7 @@
           <w:sz w:val="20"/>
           <w:szCs w:val="20"/>
         </w:rPr>
-        <w:t>{{</w:t>
-      </w:r>
-      <w:proofErr w:type="spellStart"/>
-      <w:r>
-        <w:rPr>
-          <w:rFonts w:ascii="Arial" w:eastAsia="Arial" w:hAnsi="Arial" w:cs="Arial"/>
-          <w:color w:val="000000" w:themeColor="text1"/>
-          <w:sz w:val="20"/>
-          <w:szCs w:val="20"/>
-        </w:rPr>
-        <w:t>taxa_rescisao_extenso</w:t>
-      </w:r>
-      <w:proofErr w:type="spellEnd"/>
-      <w:r>
-        <w:rPr>
-          <w:rFonts w:ascii="Arial" w:eastAsia="Arial" w:hAnsi="Arial" w:cs="Arial"/>
-          <w:color w:val="000000" w:themeColor="text1"/>
-          <w:sz w:val="20"/>
-          <w:szCs w:val="20"/>
-        </w:rPr>
-        <w:t xml:space="preserve">}}), </w:t>
+        <w:t xml:space="preserve">{{taxa_rescisao_extenso}}), </w:t>
       </w:r>
       <w:r>
         <w:rPr>
@@ -5207,27 +4833,7 @@
           <w:sz w:val="22"/>
           <w:szCs w:val="22"/>
         </w:rPr>
-        <w:t>{{</w:t>
-      </w:r>
-      <w:proofErr w:type="spellStart"/>
-      <w:r>
-        <w:rPr>
-          <w:rFonts w:ascii="Arial" w:eastAsia="Arial" w:hAnsi="Arial" w:cs="Arial"/>
-          <w:color w:val="000000" w:themeColor="text1"/>
-          <w:sz w:val="22"/>
-          <w:szCs w:val="22"/>
-        </w:rPr>
-        <w:t>local_data</w:t>
-      </w:r>
-      <w:proofErr w:type="spellEnd"/>
-      <w:r>
-        <w:rPr>
-          <w:rFonts w:ascii="Arial" w:eastAsia="Arial" w:hAnsi="Arial" w:cs="Arial"/>
-          <w:color w:val="000000" w:themeColor="text1"/>
-          <w:sz w:val="22"/>
-          <w:szCs w:val="22"/>
-        </w:rPr>
-        <w:t>}}</w:t>
+        <w:t>{{local_data}}</w:t>
       </w:r>
     </w:p>
     <w:p>
@@ -5356,20 +4962,14 @@
         </w:rPr>
         <w:t>{{nome}}</w:t>
       </w:r>
-      <w:r>
-        <w:rPr>
-          <w:rFonts w:ascii="Tahoma" w:eastAsia="Tahoma" w:hAnsi="Tahoma" w:cs="Tahoma"/>
-          <w:sz w:val="22"/>
-          <w:szCs w:val="22"/>
-        </w:rPr>
-        <w:br/>
-      </w:r>
     </w:p>
     <w:p>
       <w:pPr>
         <w:spacing w:after="0" w:line="360" w:lineRule="auto"/>
+        <w:ind w:firstLine="851"/>
         <w:rPr>
           <w:rFonts w:ascii="Tahoma" w:eastAsia="Tahoma" w:hAnsi="Tahoma" w:cs="Tahoma"/>
+          <w:b/>
           <w:sz w:val="22"/>
           <w:szCs w:val="22"/>
         </w:rPr>
@@ -5380,104 +4980,20 @@
         <w:spacing w:after="0" w:line="360" w:lineRule="auto"/>
         <w:rPr>
           <w:rFonts w:ascii="Tahoma" w:eastAsia="Tahoma" w:hAnsi="Tahoma" w:cs="Tahoma"/>
+          <w:b/>
           <w:sz w:val="22"/>
           <w:szCs w:val="22"/>
         </w:rPr>
       </w:pPr>
-    </w:p>
-    <w:p>
-      <w:pPr>
-        <w:spacing w:after="0" w:line="360" w:lineRule="auto"/>
-        <w:rPr>
-          <w:rFonts w:ascii="Tahoma" w:eastAsia="Tahoma" w:hAnsi="Tahoma" w:cs="Tahoma"/>
-          <w:sz w:val="22"/>
-          <w:szCs w:val="22"/>
-        </w:rPr>
-      </w:pPr>
-    </w:p>
-    <w:p>
-      <w:pPr>
-        <w:spacing w:after="0" w:line="360" w:lineRule="auto"/>
-        <w:rPr>
-          <w:rFonts w:ascii="Tahoma" w:eastAsia="Tahoma" w:hAnsi="Tahoma" w:cs="Tahoma"/>
-          <w:sz w:val="22"/>
-          <w:szCs w:val="22"/>
-        </w:rPr>
-      </w:pPr>
-    </w:p>
-    <w:p>
-      <w:pPr>
-        <w:spacing w:after="0" w:line="360" w:lineRule="auto"/>
-        <w:rPr>
-          <w:rFonts w:ascii="Tahoma" w:eastAsia="Tahoma" w:hAnsi="Tahoma" w:cs="Tahoma"/>
-          <w:sz w:val="22"/>
-          <w:szCs w:val="22"/>
-        </w:rPr>
-      </w:pPr>
-    </w:p>
-    <w:p>
-      <w:pPr>
-        <w:spacing w:after="0" w:line="360" w:lineRule="auto"/>
-        <w:rPr>
-          <w:rFonts w:ascii="Tahoma" w:eastAsia="Tahoma" w:hAnsi="Tahoma" w:cs="Tahoma"/>
-          <w:sz w:val="22"/>
-          <w:szCs w:val="22"/>
-        </w:rPr>
-      </w:pPr>
-    </w:p>
-    <w:p>
-      <w:pPr>
-        <w:spacing w:after="0" w:line="360" w:lineRule="auto"/>
-        <w:ind w:firstLine="851"/>
+      <w:r>
         <w:rPr>
           <w:rFonts w:ascii="Tahoma" w:eastAsia="Tahoma" w:hAnsi="Tahoma" w:cs="Tahoma"/>
           <w:b/>
           <w:sz w:val="22"/>
           <w:szCs w:val="22"/>
         </w:rPr>
-      </w:pPr>
-    </w:p>
-    <w:p>
-      <w:pPr>
-        <w:spacing w:after="0" w:line="360" w:lineRule="auto"/>
-        <w:rPr>
-          <w:rFonts w:ascii="Tahoma" w:eastAsia="Tahoma" w:hAnsi="Tahoma" w:cs="Tahoma"/>
-          <w:b/>
-          <w:sz w:val="22"/>
-          <w:szCs w:val="22"/>
-        </w:rPr>
-      </w:pPr>
-      <w:r>
-        <w:rPr>
-          <w:rFonts w:ascii="Tahoma" w:eastAsia="Tahoma" w:hAnsi="Tahoma" w:cs="Tahoma"/>
-          <w:b/>
-          <w:sz w:val="22"/>
-          <w:szCs w:val="22"/>
-        </w:rPr>
         <w:t>1ª Testemunha</w:t>
       </w:r>
-    </w:p>
-    <w:p>
-      <w:pPr>
-        <w:spacing w:after="0" w:line="360" w:lineRule="auto"/>
-        <w:rPr>
-          <w:rFonts w:ascii="Tahoma" w:eastAsia="Tahoma" w:hAnsi="Tahoma" w:cs="Tahoma"/>
-          <w:b/>
-          <w:sz w:val="22"/>
-          <w:szCs w:val="22"/>
-        </w:rPr>
-      </w:pPr>
-    </w:p>
-    <w:p>
-      <w:pPr>
-        <w:spacing w:after="0" w:line="360" w:lineRule="auto"/>
-        <w:rPr>
-          <w:rFonts w:ascii="Tahoma" w:eastAsia="Tahoma" w:hAnsi="Tahoma" w:cs="Tahoma"/>
-          <w:b/>
-          <w:sz w:val="22"/>
-          <w:szCs w:val="22"/>
-        </w:rPr>
-      </w:pPr>
     </w:p>
     <w:p>
       <w:pPr>
@@ -5768,7 +5284,6 @@
                             <w:ind w:left="709" w:right="624" w:firstLine="1418"/>
                             <w:jc w:val="center"/>
                           </w:pPr>
-                          <w:proofErr w:type="spellStart"/>
                           <w:r>
                             <w:rPr>
                               <w:rFonts w:ascii="Ultra" w:eastAsia="Ultra" w:hAnsi="Ultra" w:cs="Ultra"/>
@@ -5776,17 +5291,7 @@
                               <w:color w:val="000000"/>
                               <w:sz w:val="20"/>
                             </w:rPr>
-                            <w:t>Tel</w:t>
-                          </w:r>
-                          <w:proofErr w:type="spellEnd"/>
-                          <w:r>
-                            <w:rPr>
-                              <w:rFonts w:ascii="Ultra" w:eastAsia="Ultra" w:hAnsi="Ultra" w:cs="Ultra"/>
-                              <w:b/>
-                              <w:color w:val="000000"/>
-                              <w:sz w:val="20"/>
-                            </w:rPr>
-                            <w:t>: (21) 96944-0754 | blindsafe.sf@gmail.com</w:t>
+                            <w:t>Tel: (21) 96944-0754 | blindsafe.sf@gmail.com</w:t>
                           </w:r>
                         </w:p>
                         <w:p>
@@ -5879,7 +5384,6 @@
                       <w:ind w:left="709" w:right="624" w:firstLine="1418"/>
                       <w:jc w:val="center"/>
                     </w:pPr>
-                    <w:proofErr w:type="spellStart"/>
                     <w:r>
                       <w:rPr>
                         <w:rFonts w:ascii="Ultra" w:eastAsia="Ultra" w:hAnsi="Ultra" w:cs="Ultra"/>
@@ -5887,17 +5391,7 @@
                         <w:color w:val="000000"/>
                         <w:sz w:val="20"/>
                       </w:rPr>
-                      <w:t>Tel</w:t>
-                    </w:r>
-                    <w:proofErr w:type="spellEnd"/>
-                    <w:r>
-                      <w:rPr>
-                        <w:rFonts w:ascii="Ultra" w:eastAsia="Ultra" w:hAnsi="Ultra" w:cs="Ultra"/>
-                        <w:b/>
-                        <w:color w:val="000000"/>
-                        <w:sz w:val="20"/>
-                      </w:rPr>
-                      <w:t>: (21) 96944-0754 | blindsafe.sf@gmail.com</w:t>
+                      <w:t>Tel: (21) 96944-0754 | blindsafe.sf@gmail.com</w:t>
                     </w:r>
                   </w:p>
                   <w:p>

--- a/templates/veiculo.docx
+++ b/templates/veiculo.docx
@@ -142,19 +142,7 @@
           <w:szCs w:val="20"/>
           <w:highlight w:val="white"/>
         </w:rPr>
-        <w:t xml:space="preserve">{{r </w:t>
-      </w:r>
-      <w:proofErr w:type="spellStart"/>
-      <w:r>
-        <w:rPr>
-          <w:rFonts w:ascii="Arial" w:eastAsia="Arial" w:hAnsi="Arial" w:cs="Arial"/>
-          <w:bCs/>
-          <w:color w:val="000000" w:themeColor="text1"/>
-          <w:sz w:val="20"/>
-          <w:szCs w:val="20"/>
-          <w:highlight w:val="white"/>
-        </w:rPr>
-        <w:t>bloco_</w:t>
+        <w:t>{{r bloco_</w:t>
       </w:r>
       <w:proofErr w:type="gramStart"/>
       <w:r>
@@ -166,19 +154,7 @@
           <w:szCs w:val="20"/>
           <w:highlight w:val="white"/>
         </w:rPr>
-        <w:t>cliente</w:t>
-      </w:r>
-      <w:proofErr w:type="spellEnd"/>
-      <w:r>
-        <w:rPr>
-          <w:rFonts w:ascii="Arial" w:eastAsia="Arial" w:hAnsi="Arial" w:cs="Arial"/>
-          <w:bCs/>
-          <w:color w:val="000000" w:themeColor="text1"/>
-          <w:sz w:val="20"/>
-          <w:szCs w:val="20"/>
-          <w:highlight w:val="white"/>
-        </w:rPr>
-        <w:t xml:space="preserve"> }</w:t>
+        <w:t>cliente }</w:t>
       </w:r>
       <w:proofErr w:type="gramEnd"/>
       <w:r>
@@ -431,16 +407,7 @@
                 <w:sz w:val="20"/>
                 <w:szCs w:val="20"/>
               </w:rPr>
-              <w:t xml:space="preserve">{{ </w:t>
-            </w:r>
-            <w:proofErr w:type="spellStart"/>
-            <w:r>
-              <w:rPr>
-                <w:rFonts w:ascii="Arial" w:eastAsia="Arial" w:hAnsi="Arial" w:cs="Arial"/>
-                <w:sz w:val="20"/>
-                <w:szCs w:val="20"/>
-              </w:rPr>
-              <w:t>veiculo</w:t>
+              <w:t>{{ veiculo</w:t>
             </w:r>
             <w:proofErr w:type="gramEnd"/>
             <w:r>
@@ -449,16 +416,7 @@
                 <w:sz w:val="20"/>
                 <w:szCs w:val="20"/>
               </w:rPr>
-              <w:t>_marca_modelo</w:t>
-            </w:r>
-            <w:proofErr w:type="spellEnd"/>
-            <w:r>
-              <w:rPr>
-                <w:rFonts w:ascii="Arial" w:eastAsia="Arial" w:hAnsi="Arial" w:cs="Arial"/>
-                <w:sz w:val="20"/>
-                <w:szCs w:val="20"/>
-              </w:rPr>
-              <w:t xml:space="preserve"> }}</w:t>
+              <w:t>_marca_modelo }}</w:t>
             </w:r>
             <w:r>
               <w:rPr>
@@ -475,16 +433,7 @@
                 <w:sz w:val="20"/>
                 <w:szCs w:val="20"/>
               </w:rPr>
-              <w:t xml:space="preserve">{{ </w:t>
-            </w:r>
-            <w:proofErr w:type="spellStart"/>
-            <w:r>
-              <w:rPr>
-                <w:rFonts w:ascii="Arial" w:eastAsia="Arial" w:hAnsi="Arial" w:cs="Arial"/>
-                <w:sz w:val="20"/>
-                <w:szCs w:val="20"/>
-              </w:rPr>
-              <w:t>veiculo</w:t>
+              <w:t>{{ veiculo</w:t>
             </w:r>
             <w:proofErr w:type="gramEnd"/>
             <w:r>
@@ -502,16 +451,7 @@
                 <w:sz w:val="20"/>
                 <w:szCs w:val="20"/>
               </w:rPr>
-              <w:t>ano</w:t>
-            </w:r>
-            <w:proofErr w:type="spellEnd"/>
-            <w:r>
-              <w:rPr>
-                <w:rFonts w:ascii="Arial" w:eastAsia="Arial" w:hAnsi="Arial" w:cs="Arial"/>
-                <w:sz w:val="20"/>
-                <w:szCs w:val="20"/>
-              </w:rPr>
-              <w:t xml:space="preserve"> }</w:t>
+              <w:t>ano }</w:t>
             </w:r>
             <w:proofErr w:type="gramEnd"/>
             <w:r>
@@ -542,16 +482,7 @@
                 <w:sz w:val="20"/>
                 <w:szCs w:val="20"/>
               </w:rPr>
-              <w:t xml:space="preserve">{{ </w:t>
-            </w:r>
-            <w:proofErr w:type="spellStart"/>
-            <w:r>
-              <w:rPr>
-                <w:rFonts w:ascii="Arial" w:eastAsia="Arial" w:hAnsi="Arial" w:cs="Arial"/>
-                <w:sz w:val="20"/>
-                <w:szCs w:val="20"/>
-              </w:rPr>
-              <w:t>veiculo</w:t>
+              <w:t>{{ veiculo</w:t>
             </w:r>
             <w:proofErr w:type="gramEnd"/>
             <w:r>
@@ -560,16 +491,7 @@
                 <w:sz w:val="20"/>
                 <w:szCs w:val="20"/>
               </w:rPr>
-              <w:t>_placa</w:t>
-            </w:r>
-            <w:proofErr w:type="spellEnd"/>
-            <w:r>
-              <w:rPr>
-                <w:rFonts w:ascii="Arial" w:eastAsia="Arial" w:hAnsi="Arial" w:cs="Arial"/>
-                <w:sz w:val="20"/>
-                <w:szCs w:val="20"/>
-              </w:rPr>
-              <w:t xml:space="preserve"> }}</w:t>
+              <w:t>_placa }}</w:t>
             </w:r>
           </w:p>
         </w:tc>
@@ -597,16 +519,7 @@
                 <w:sz w:val="20"/>
                 <w:szCs w:val="20"/>
               </w:rPr>
-              <w:t xml:space="preserve">{{ </w:t>
-            </w:r>
-            <w:proofErr w:type="spellStart"/>
-            <w:r>
-              <w:rPr>
-                <w:rFonts w:ascii="Arial" w:eastAsia="Arial" w:hAnsi="Arial" w:cs="Arial"/>
-                <w:sz w:val="20"/>
-                <w:szCs w:val="20"/>
-              </w:rPr>
-              <w:t>veiculo</w:t>
+              <w:t>{{ veiculo</w:t>
             </w:r>
             <w:proofErr w:type="gramEnd"/>
             <w:r>
@@ -624,16 +537,7 @@
                 <w:sz w:val="20"/>
                 <w:szCs w:val="20"/>
               </w:rPr>
-              <w:t>cor</w:t>
-            </w:r>
-            <w:proofErr w:type="spellEnd"/>
-            <w:r>
-              <w:rPr>
-                <w:rFonts w:ascii="Arial" w:eastAsia="Arial" w:hAnsi="Arial" w:cs="Arial"/>
-                <w:sz w:val="20"/>
-                <w:szCs w:val="20"/>
-              </w:rPr>
-              <w:t xml:space="preserve"> }</w:t>
+              <w:t>cor }</w:t>
             </w:r>
             <w:proofErr w:type="gramEnd"/>
             <w:r>
@@ -661,16 +565,7 @@
                 <w:sz w:val="20"/>
                 <w:szCs w:val="20"/>
               </w:rPr>
-              <w:t xml:space="preserve">{{ </w:t>
-            </w:r>
-            <w:proofErr w:type="spellStart"/>
-            <w:r>
-              <w:rPr>
-                <w:rFonts w:ascii="Arial" w:eastAsia="Arial" w:hAnsi="Arial" w:cs="Arial"/>
-                <w:sz w:val="20"/>
-                <w:szCs w:val="20"/>
-              </w:rPr>
-              <w:t>veiculo</w:t>
+              <w:t>{{ veiculo</w:t>
             </w:r>
             <w:proofErr w:type="gramEnd"/>
             <w:r>
@@ -679,16 +574,7 @@
                 <w:sz w:val="20"/>
                 <w:szCs w:val="20"/>
               </w:rPr>
-              <w:t>_renavam</w:t>
-            </w:r>
-            <w:proofErr w:type="spellEnd"/>
-            <w:r>
-              <w:rPr>
-                <w:rFonts w:ascii="Arial" w:eastAsia="Arial" w:hAnsi="Arial" w:cs="Arial"/>
-                <w:sz w:val="20"/>
-                <w:szCs w:val="20"/>
-              </w:rPr>
-              <w:t xml:space="preserve"> }}</w:t>
+              <w:t>_renavam }}</w:t>
             </w:r>
             <w:r>
               <w:rPr>
@@ -705,16 +591,7 @@
                 <w:sz w:val="20"/>
                 <w:szCs w:val="20"/>
               </w:rPr>
-              <w:t xml:space="preserve">{{ </w:t>
-            </w:r>
-            <w:proofErr w:type="spellStart"/>
-            <w:r>
-              <w:rPr>
-                <w:rFonts w:ascii="Tahoma" w:eastAsia="Tahoma" w:hAnsi="Tahoma" w:cs="Tahoma"/>
-                <w:sz w:val="20"/>
-                <w:szCs w:val="20"/>
-              </w:rPr>
-              <w:t>veiculo</w:t>
+              <w:t>{{ veiculo</w:t>
             </w:r>
             <w:proofErr w:type="gramEnd"/>
             <w:r>
@@ -732,16 +609,7 @@
                 <w:sz w:val="20"/>
                 <w:szCs w:val="20"/>
               </w:rPr>
-              <w:t>obs</w:t>
-            </w:r>
-            <w:proofErr w:type="spellEnd"/>
-            <w:r>
-              <w:rPr>
-                <w:rFonts w:ascii="Tahoma" w:eastAsia="Tahoma" w:hAnsi="Tahoma" w:cs="Tahoma"/>
-                <w:sz w:val="20"/>
-                <w:szCs w:val="20"/>
-              </w:rPr>
-              <w:t xml:space="preserve"> }</w:t>
+              <w:t>obs }</w:t>
             </w:r>
             <w:proofErr w:type="gramEnd"/>
             <w:r>
@@ -1116,29 +984,7 @@
                 <w:sz w:val="20"/>
                 <w:szCs w:val="20"/>
               </w:rPr>
-              <w:t>1.3 Valor da Parcela: {{</w:t>
-            </w:r>
-            <w:proofErr w:type="spellStart"/>
-            <w:r>
-              <w:rPr>
-                <w:rFonts w:ascii="Arial" w:eastAsia="Arial" w:hAnsi="Arial" w:cs="Arial"/>
-                <w:bCs/>
-                <w:color w:val="000000" w:themeColor="text1"/>
-                <w:sz w:val="20"/>
-                <w:szCs w:val="20"/>
-              </w:rPr>
-              <w:t>valor_parcela_banco</w:t>
-            </w:r>
-            <w:proofErr w:type="spellEnd"/>
-            <w:r>
-              <w:rPr>
-                <w:rFonts w:ascii="Arial" w:eastAsia="Arial" w:hAnsi="Arial" w:cs="Arial"/>
-                <w:bCs/>
-                <w:color w:val="000000" w:themeColor="text1"/>
-                <w:sz w:val="20"/>
-                <w:szCs w:val="20"/>
-              </w:rPr>
-              <w:t>}}</w:t>
+              <w:t>1.3 Valor da Parcela: {{valor_parcela_banco}}</w:t>
             </w:r>
           </w:p>
           <w:p>
@@ -1160,29 +1006,7 @@
                 <w:sz w:val="20"/>
                 <w:szCs w:val="20"/>
               </w:rPr>
-              <w:t>1.4 Parcelas Totais: {{</w:t>
-            </w:r>
-            <w:proofErr w:type="spellStart"/>
-            <w:r>
-              <w:rPr>
-                <w:rFonts w:ascii="Arial" w:eastAsia="Arial" w:hAnsi="Arial" w:cs="Arial"/>
-                <w:bCs/>
-                <w:color w:val="000000" w:themeColor="text1"/>
-                <w:sz w:val="20"/>
-                <w:szCs w:val="20"/>
-              </w:rPr>
-              <w:t>parcelas_totais</w:t>
-            </w:r>
-            <w:proofErr w:type="spellEnd"/>
-            <w:r>
-              <w:rPr>
-                <w:rFonts w:ascii="Arial" w:eastAsia="Arial" w:hAnsi="Arial" w:cs="Arial"/>
-                <w:bCs/>
-                <w:color w:val="000000" w:themeColor="text1"/>
-                <w:sz w:val="20"/>
-                <w:szCs w:val="20"/>
-              </w:rPr>
-              <w:t>}}</w:t>
+              <w:t>1.4 Parcelas Totais: {{parcelas_totais}}</w:t>
             </w:r>
           </w:p>
           <w:p>
@@ -1204,29 +1028,7 @@
                 <w:sz w:val="20"/>
                 <w:szCs w:val="20"/>
               </w:rPr>
-              <w:t>1.5 Parcelas Pagas: {{</w:t>
-            </w:r>
-            <w:proofErr w:type="spellStart"/>
-            <w:r>
-              <w:rPr>
-                <w:rFonts w:ascii="Arial" w:eastAsia="Arial" w:hAnsi="Arial" w:cs="Arial"/>
-                <w:bCs/>
-                <w:color w:val="000000" w:themeColor="text1"/>
-                <w:sz w:val="20"/>
-                <w:szCs w:val="20"/>
-              </w:rPr>
-              <w:t>parcelas_pagas</w:t>
-            </w:r>
-            <w:proofErr w:type="spellEnd"/>
-            <w:r>
-              <w:rPr>
-                <w:rFonts w:ascii="Arial" w:eastAsia="Arial" w:hAnsi="Arial" w:cs="Arial"/>
-                <w:bCs/>
-                <w:color w:val="000000" w:themeColor="text1"/>
-                <w:sz w:val="20"/>
-                <w:szCs w:val="20"/>
-              </w:rPr>
-              <w:t>}}</w:t>
+              <w:t>1.5 Parcelas Pagas: {{parcelas_pagas}}</w:t>
             </w:r>
           </w:p>
           <w:p>
@@ -1248,29 +1050,7 @@
                 <w:sz w:val="20"/>
                 <w:szCs w:val="20"/>
               </w:rPr>
-              <w:t>1.6 Parcelas Em Aberto: {{</w:t>
-            </w:r>
-            <w:proofErr w:type="spellStart"/>
-            <w:r>
-              <w:rPr>
-                <w:rFonts w:ascii="Arial" w:eastAsia="Arial" w:hAnsi="Arial" w:cs="Arial"/>
-                <w:bCs/>
-                <w:color w:val="000000" w:themeColor="text1"/>
-                <w:sz w:val="20"/>
-                <w:szCs w:val="20"/>
-              </w:rPr>
-              <w:t>parcelas_abertas</w:t>
-            </w:r>
-            <w:proofErr w:type="spellEnd"/>
-            <w:r>
-              <w:rPr>
-                <w:rFonts w:ascii="Arial" w:eastAsia="Arial" w:hAnsi="Arial" w:cs="Arial"/>
-                <w:bCs/>
-                <w:color w:val="000000" w:themeColor="text1"/>
-                <w:sz w:val="20"/>
-                <w:szCs w:val="20"/>
-              </w:rPr>
-              <w:t>}}</w:t>
+              <w:t>1.6 Parcelas Em Aberto: {{parcelas_abertas}}</w:t>
             </w:r>
           </w:p>
           <w:p>
@@ -1292,29 +1072,7 @@
                 <w:sz w:val="20"/>
                 <w:szCs w:val="20"/>
               </w:rPr>
-              <w:t>1.7 Parcelas Vencidas: {{</w:t>
-            </w:r>
-            <w:proofErr w:type="spellStart"/>
-            <w:r>
-              <w:rPr>
-                <w:rFonts w:ascii="Arial" w:eastAsia="Arial" w:hAnsi="Arial" w:cs="Arial"/>
-                <w:bCs/>
-                <w:color w:val="000000" w:themeColor="text1"/>
-                <w:sz w:val="20"/>
-                <w:szCs w:val="20"/>
-              </w:rPr>
-              <w:t>parcelas_vencidas</w:t>
-            </w:r>
-            <w:proofErr w:type="spellEnd"/>
-            <w:r>
-              <w:rPr>
-                <w:rFonts w:ascii="Arial" w:eastAsia="Arial" w:hAnsi="Arial" w:cs="Arial"/>
-                <w:bCs/>
-                <w:color w:val="000000" w:themeColor="text1"/>
-                <w:sz w:val="20"/>
-                <w:szCs w:val="20"/>
-              </w:rPr>
-              <w:t>}}</w:t>
+              <w:t>1.7 Parcelas Vencidas: {{parcelas_vencidas}}</w:t>
             </w:r>
           </w:p>
           <w:p>
@@ -1346,29 +1104,7 @@
                 <w:sz w:val="20"/>
                 <w:szCs w:val="20"/>
               </w:rPr>
-              <w:t>{{</w:t>
-            </w:r>
-            <w:proofErr w:type="spellStart"/>
-            <w:r>
-              <w:rPr>
-                <w:rFonts w:ascii="Arial" w:eastAsia="Arial" w:hAnsi="Arial" w:cs="Arial"/>
-                <w:b/>
-                <w:color w:val="000000" w:themeColor="text1"/>
-                <w:sz w:val="20"/>
-                <w:szCs w:val="20"/>
-              </w:rPr>
-              <w:t>existe_processo</w:t>
-            </w:r>
-            <w:proofErr w:type="spellEnd"/>
-            <w:r>
-              <w:rPr>
-                <w:rFonts w:ascii="Arial" w:eastAsia="Arial" w:hAnsi="Arial" w:cs="Arial"/>
-                <w:b/>
-                <w:color w:val="000000" w:themeColor="text1"/>
-                <w:sz w:val="20"/>
-                <w:szCs w:val="20"/>
-              </w:rPr>
-              <w:t>}}</w:t>
+              <w:t>{{existe_processo}}</w:t>
             </w:r>
           </w:p>
           <w:p>
@@ -1436,29 +1172,7 @@
                 <w:sz w:val="20"/>
                 <w:szCs w:val="20"/>
               </w:rPr>
-              <w:t>3.1 CUSTOS: {{</w:t>
-            </w:r>
-            <w:proofErr w:type="spellStart"/>
-            <w:r>
-              <w:rPr>
-                <w:rFonts w:ascii="Arial" w:eastAsia="Arial" w:hAnsi="Arial" w:cs="Arial"/>
-                <w:bCs/>
-                <w:color w:val="000000" w:themeColor="text1"/>
-                <w:sz w:val="20"/>
-                <w:szCs w:val="20"/>
-              </w:rPr>
-              <w:t>custos_desc</w:t>
-            </w:r>
-            <w:proofErr w:type="spellEnd"/>
-            <w:r>
-              <w:rPr>
-                <w:rFonts w:ascii="Arial" w:eastAsia="Arial" w:hAnsi="Arial" w:cs="Arial"/>
-                <w:bCs/>
-                <w:color w:val="000000" w:themeColor="text1"/>
-                <w:sz w:val="20"/>
-                <w:szCs w:val="20"/>
-              </w:rPr>
-              <w:t>}}</w:t>
+              <w:t>3.1 CUSTOS: {{custos_desc}}</w:t>
             </w:r>
           </w:p>
           <w:p>
@@ -1501,29 +1215,7 @@
                 <w:sz w:val="20"/>
                 <w:szCs w:val="20"/>
               </w:rPr>
-              <w:t>3.3 Nº DE PARCELAS: {{</w:t>
-            </w:r>
-            <w:proofErr w:type="spellStart"/>
-            <w:r>
-              <w:rPr>
-                <w:rFonts w:ascii="Arial" w:eastAsia="Arial" w:hAnsi="Arial" w:cs="Arial"/>
-                <w:bCs/>
-                <w:color w:val="000000" w:themeColor="text1"/>
-                <w:sz w:val="20"/>
-                <w:szCs w:val="20"/>
-              </w:rPr>
-              <w:t>n_parcelas_qr</w:t>
-            </w:r>
-            <w:proofErr w:type="spellEnd"/>
-            <w:r>
-              <w:rPr>
-                <w:rFonts w:ascii="Arial" w:eastAsia="Arial" w:hAnsi="Arial" w:cs="Arial"/>
-                <w:bCs/>
-                <w:color w:val="000000" w:themeColor="text1"/>
-                <w:sz w:val="20"/>
-                <w:szCs w:val="20"/>
-              </w:rPr>
-              <w:t>}}</w:t>
+              <w:t>3.3 Nº DE PARCELAS: {{n_parcelas_qr}}</w:t>
             </w:r>
           </w:p>
         </w:tc>
@@ -4541,19 +4233,8 @@
           <w:sz w:val="20"/>
           <w:szCs w:val="20"/>
         </w:rPr>
-        <w:t>{{</w:t>
+        <w:t>{{taxa_rescisao</w:t>
       </w:r>
-      <w:proofErr w:type="spellStart"/>
-      <w:r>
-        <w:rPr>
-          <w:rFonts w:ascii="Arial" w:eastAsia="Arial" w:hAnsi="Arial" w:cs="Arial"/>
-          <w:color w:val="000000" w:themeColor="text1"/>
-          <w:sz w:val="20"/>
-          <w:szCs w:val="20"/>
-        </w:rPr>
-        <w:t>taxa_rescisao</w:t>
-      </w:r>
-      <w:proofErr w:type="spellEnd"/>
       <w:proofErr w:type="gramStart"/>
       <w:r>
         <w:rPr>
@@ -4572,27 +4253,7 @@
           <w:sz w:val="20"/>
           <w:szCs w:val="20"/>
         </w:rPr>
-        <w:t>{{</w:t>
-      </w:r>
-      <w:proofErr w:type="spellStart"/>
-      <w:r>
-        <w:rPr>
-          <w:rFonts w:ascii="Arial" w:eastAsia="Arial" w:hAnsi="Arial" w:cs="Arial"/>
-          <w:color w:val="000000" w:themeColor="text1"/>
-          <w:sz w:val="20"/>
-          <w:szCs w:val="20"/>
-        </w:rPr>
-        <w:t>taxa_rescisao_extenso</w:t>
-      </w:r>
-      <w:proofErr w:type="spellEnd"/>
-      <w:r>
-        <w:rPr>
-          <w:rFonts w:ascii="Arial" w:eastAsia="Arial" w:hAnsi="Arial" w:cs="Arial"/>
-          <w:color w:val="000000" w:themeColor="text1"/>
-          <w:sz w:val="20"/>
-          <w:szCs w:val="20"/>
-        </w:rPr>
-        <w:t xml:space="preserve">}}), </w:t>
+        <w:t xml:space="preserve">{{taxa_rescisao_extenso}}), </w:t>
       </w:r>
       <w:r>
         <w:rPr>
@@ -5207,27 +4868,7 @@
           <w:sz w:val="22"/>
           <w:szCs w:val="22"/>
         </w:rPr>
-        <w:t>{{</w:t>
-      </w:r>
-      <w:proofErr w:type="spellStart"/>
-      <w:r>
-        <w:rPr>
-          <w:rFonts w:ascii="Arial" w:eastAsia="Arial" w:hAnsi="Arial" w:cs="Arial"/>
-          <w:color w:val="000000" w:themeColor="text1"/>
-          <w:sz w:val="22"/>
-          <w:szCs w:val="22"/>
-        </w:rPr>
-        <w:t>local_data</w:t>
-      </w:r>
-      <w:proofErr w:type="spellEnd"/>
-      <w:r>
-        <w:rPr>
-          <w:rFonts w:ascii="Arial" w:eastAsia="Arial" w:hAnsi="Arial" w:cs="Arial"/>
-          <w:color w:val="000000" w:themeColor="text1"/>
-          <w:sz w:val="22"/>
-          <w:szCs w:val="22"/>
-        </w:rPr>
-        <w:t>}}</w:t>
+        <w:t>{{local_data}}</w:t>
       </w:r>
     </w:p>
     <w:p>
@@ -5356,20 +4997,14 @@
         </w:rPr>
         <w:t>{{nome}}</w:t>
       </w:r>
-      <w:r>
-        <w:rPr>
-          <w:rFonts w:ascii="Tahoma" w:eastAsia="Tahoma" w:hAnsi="Tahoma" w:cs="Tahoma"/>
-          <w:sz w:val="22"/>
-          <w:szCs w:val="22"/>
-        </w:rPr>
-        <w:br/>
-      </w:r>
     </w:p>
     <w:p>
       <w:pPr>
         <w:spacing w:after="0" w:line="360" w:lineRule="auto"/>
+        <w:ind w:firstLine="851"/>
         <w:rPr>
           <w:rFonts w:ascii="Tahoma" w:eastAsia="Tahoma" w:hAnsi="Tahoma" w:cs="Tahoma"/>
+          <w:b/>
           <w:sz w:val="22"/>
           <w:szCs w:val="22"/>
         </w:rPr>
@@ -5380,104 +5015,20 @@
         <w:spacing w:after="0" w:line="360" w:lineRule="auto"/>
         <w:rPr>
           <w:rFonts w:ascii="Tahoma" w:eastAsia="Tahoma" w:hAnsi="Tahoma" w:cs="Tahoma"/>
+          <w:b/>
           <w:sz w:val="22"/>
           <w:szCs w:val="22"/>
         </w:rPr>
       </w:pPr>
-    </w:p>
-    <w:p>
-      <w:pPr>
-        <w:spacing w:after="0" w:line="360" w:lineRule="auto"/>
-        <w:rPr>
-          <w:rFonts w:ascii="Tahoma" w:eastAsia="Tahoma" w:hAnsi="Tahoma" w:cs="Tahoma"/>
-          <w:sz w:val="22"/>
-          <w:szCs w:val="22"/>
-        </w:rPr>
-      </w:pPr>
-    </w:p>
-    <w:p>
-      <w:pPr>
-        <w:spacing w:after="0" w:line="360" w:lineRule="auto"/>
-        <w:rPr>
-          <w:rFonts w:ascii="Tahoma" w:eastAsia="Tahoma" w:hAnsi="Tahoma" w:cs="Tahoma"/>
-          <w:sz w:val="22"/>
-          <w:szCs w:val="22"/>
-        </w:rPr>
-      </w:pPr>
-    </w:p>
-    <w:p>
-      <w:pPr>
-        <w:spacing w:after="0" w:line="360" w:lineRule="auto"/>
-        <w:rPr>
-          <w:rFonts w:ascii="Tahoma" w:eastAsia="Tahoma" w:hAnsi="Tahoma" w:cs="Tahoma"/>
-          <w:sz w:val="22"/>
-          <w:szCs w:val="22"/>
-        </w:rPr>
-      </w:pPr>
-    </w:p>
-    <w:p>
-      <w:pPr>
-        <w:spacing w:after="0" w:line="360" w:lineRule="auto"/>
-        <w:rPr>
-          <w:rFonts w:ascii="Tahoma" w:eastAsia="Tahoma" w:hAnsi="Tahoma" w:cs="Tahoma"/>
-          <w:sz w:val="22"/>
-          <w:szCs w:val="22"/>
-        </w:rPr>
-      </w:pPr>
-    </w:p>
-    <w:p>
-      <w:pPr>
-        <w:spacing w:after="0" w:line="360" w:lineRule="auto"/>
-        <w:ind w:firstLine="851"/>
+      <w:r>
         <w:rPr>
           <w:rFonts w:ascii="Tahoma" w:eastAsia="Tahoma" w:hAnsi="Tahoma" w:cs="Tahoma"/>
           <w:b/>
           <w:sz w:val="22"/>
           <w:szCs w:val="22"/>
         </w:rPr>
-      </w:pPr>
-    </w:p>
-    <w:p>
-      <w:pPr>
-        <w:spacing w:after="0" w:line="360" w:lineRule="auto"/>
-        <w:rPr>
-          <w:rFonts w:ascii="Tahoma" w:eastAsia="Tahoma" w:hAnsi="Tahoma" w:cs="Tahoma"/>
-          <w:b/>
-          <w:sz w:val="22"/>
-          <w:szCs w:val="22"/>
-        </w:rPr>
-      </w:pPr>
-      <w:r>
-        <w:rPr>
-          <w:rFonts w:ascii="Tahoma" w:eastAsia="Tahoma" w:hAnsi="Tahoma" w:cs="Tahoma"/>
-          <w:b/>
-          <w:sz w:val="22"/>
-          <w:szCs w:val="22"/>
-        </w:rPr>
         <w:t>1ª Testemunha</w:t>
       </w:r>
-    </w:p>
-    <w:p>
-      <w:pPr>
-        <w:spacing w:after="0" w:line="360" w:lineRule="auto"/>
-        <w:rPr>
-          <w:rFonts w:ascii="Tahoma" w:eastAsia="Tahoma" w:hAnsi="Tahoma" w:cs="Tahoma"/>
-          <w:b/>
-          <w:sz w:val="22"/>
-          <w:szCs w:val="22"/>
-        </w:rPr>
-      </w:pPr>
-    </w:p>
-    <w:p>
-      <w:pPr>
-        <w:spacing w:after="0" w:line="360" w:lineRule="auto"/>
-        <w:rPr>
-          <w:rFonts w:ascii="Tahoma" w:eastAsia="Tahoma" w:hAnsi="Tahoma" w:cs="Tahoma"/>
-          <w:b/>
-          <w:sz w:val="22"/>
-          <w:szCs w:val="22"/>
-        </w:rPr>
-      </w:pPr>
     </w:p>
     <w:p>
       <w:pPr>
@@ -5768,7 +5319,6 @@
                             <w:ind w:left="709" w:right="624" w:firstLine="1418"/>
                             <w:jc w:val="center"/>
                           </w:pPr>
-                          <w:proofErr w:type="spellStart"/>
                           <w:r>
                             <w:rPr>
                               <w:rFonts w:ascii="Ultra" w:eastAsia="Ultra" w:hAnsi="Ultra" w:cs="Ultra"/>
@@ -5776,17 +5326,7 @@
                               <w:color w:val="000000"/>
                               <w:sz w:val="20"/>
                             </w:rPr>
-                            <w:t>Tel</w:t>
-                          </w:r>
-                          <w:proofErr w:type="spellEnd"/>
-                          <w:r>
-                            <w:rPr>
-                              <w:rFonts w:ascii="Ultra" w:eastAsia="Ultra" w:hAnsi="Ultra" w:cs="Ultra"/>
-                              <w:b/>
-                              <w:color w:val="000000"/>
-                              <w:sz w:val="20"/>
-                            </w:rPr>
-                            <w:t>: (21) 96944-0754 | blindsafe.sf@gmail.com</w:t>
+                            <w:t>Tel: (21) 96944-0754 | blindsafe.sf@gmail.com</w:t>
                           </w:r>
                         </w:p>
                         <w:p>
@@ -5879,7 +5419,6 @@
                       <w:ind w:left="709" w:right="624" w:firstLine="1418"/>
                       <w:jc w:val="center"/>
                     </w:pPr>
-                    <w:proofErr w:type="spellStart"/>
                     <w:r>
                       <w:rPr>
                         <w:rFonts w:ascii="Ultra" w:eastAsia="Ultra" w:hAnsi="Ultra" w:cs="Ultra"/>
@@ -5887,17 +5426,7 @@
                         <w:color w:val="000000"/>
                         <w:sz w:val="20"/>
                       </w:rPr>
-                      <w:t>Tel</w:t>
-                    </w:r>
-                    <w:proofErr w:type="spellEnd"/>
-                    <w:r>
-                      <w:rPr>
-                        <w:rFonts w:ascii="Ultra" w:eastAsia="Ultra" w:hAnsi="Ultra" w:cs="Ultra"/>
-                        <w:b/>
-                        <w:color w:val="000000"/>
-                        <w:sz w:val="20"/>
-                      </w:rPr>
-                      <w:t>: (21) 96944-0754 | blindsafe.sf@gmail.com</w:t>
+                      <w:t>Tel: (21) 96944-0754 | blindsafe.sf@gmail.com</w:t>
                     </w:r>
                   </w:p>
                   <w:p>

--- a/templates/veiculo.docx
+++ b/templates/veiculo.docx
@@ -1,6 +1,6 @@
 
 <file path=word/document.xml><?xml version="1.0" encoding="utf-8"?>
-<w:document xmlns:wpc="http://schemas.microsoft.com/office/word/2010/wordprocessingCanvas" xmlns:cx="http://schemas.microsoft.com/office/drawing/2014/chartex" xmlns:cx1="http://schemas.microsoft.com/office/drawing/2015/9/8/chartex" xmlns:cx2="http://schemas.microsoft.com/office/drawing/2015/10/21/chartex" xmlns:cx3="http://schemas.microsoft.com/office/drawing/2016/5/9/chartex" xmlns:cx4="http://schemas.microsoft.com/office/drawing/2016/5/10/chartex" xmlns:cx5="http://schemas.microsoft.com/office/drawing/2016/5/11/chartex" xmlns:cx6="http://schemas.microsoft.com/office/drawing/2016/5/12/chartex" xmlns:cx7="http://schemas.microsoft.com/office/drawing/2016/5/13/chartex" xmlns:cx8="http://schemas.microsoft.com/office/drawing/2016/5/14/chartex" xmlns:mc="http://schemas.openxmlformats.org/markup-compatibility/2006" xmlns:aink="http://schemas.microsoft.com/office/drawing/2016/ink" xmlns:am3d="http://schemas.microsoft.com/office/drawing/2017/model3d" xmlns:o="urn:schemas-microsoft-com:office:office" xmlns:oel="http://schemas.microsoft.com/office/2019/extlst" xmlns:r="http://schemas.openxmlformats.org/officeDocument/2006/relationships" xmlns:m="http://schemas.openxmlformats.org/officeDocument/2006/math" xmlns:v="urn:schemas-microsoft-com:vml" xmlns:wp14="http://schemas.microsoft.com/office/word/2010/wordprocessingDrawing" xmlns:wp="http://schemas.openxmlformats.org/drawingml/2006/wordprocessingDrawing" xmlns:w10="urn:schemas-microsoft-com:office:word" xmlns:w="http://schemas.openxmlformats.org/wordprocessingml/2006/main" xmlns:w14="http://schemas.microsoft.com/office/word/2010/wordml" xmlns:w15="http://schemas.microsoft.com/office/word/2012/wordml" xmlns:w16cex="http://schemas.microsoft.com/office/word/2018/wordml/cex" xmlns:w16cid="http://schemas.microsoft.com/office/word/2016/wordml/cid" xmlns:w16="http://schemas.microsoft.com/office/word/2018/wordml" xmlns:w16du="http://schemas.microsoft.com/office/word/2023/wordml/word16du" xmlns:w16sdtdh="http://schemas.microsoft.com/office/word/2020/wordml/sdtdatahash" xmlns:w16sdtfl="http://schemas.microsoft.com/office/word/2024/wordml/sdtformatlock" xmlns:w16se="http://schemas.microsoft.com/office/word/2015/wordml/symex" xmlns:wpg="http://schemas.microsoft.com/office/word/2010/wordprocessingGroup" xmlns:wpi="http://schemas.microsoft.com/office/word/2010/wordprocessingInk" xmlns:wne="http://schemas.microsoft.com/office/word/2006/wordml" xmlns:wps="http://schemas.microsoft.com/office/word/2010/wordprocessingShape" mc:Ignorable="w14 w15 w16se w16cid w16 w16cex w16sdtdh w16sdtfl w16du wp14">
+<w:document xmlns:wpc="http://schemas.microsoft.com/office/word/2010/wordprocessingCanvas" xmlns:cx="http://schemas.microsoft.com/office/drawing/2014/chartex" xmlns:cx1="http://schemas.microsoft.com/office/drawing/2015/9/8/chartex" xmlns:cx2="http://schemas.microsoft.com/office/drawing/2015/10/21/chartex" xmlns:cx3="http://schemas.microsoft.com/office/drawing/2016/5/9/chartex" xmlns:cx4="http://schemas.microsoft.com/office/drawing/2016/5/10/chartex" xmlns:cx5="http://schemas.microsoft.com/office/drawing/2016/5/11/chartex" xmlns:cx6="http://schemas.microsoft.com/office/drawing/2016/5/12/chartex" xmlns:cx7="http://schemas.microsoft.com/office/drawing/2016/5/13/chartex" xmlns:cx8="http://schemas.microsoft.com/office/drawing/2016/5/14/chartex" xmlns:mc="http://schemas.openxmlformats.org/markup-compatibility/2006" xmlns:aink="http://schemas.microsoft.com/office/drawing/2016/ink" xmlns:am3d="http://schemas.microsoft.com/office/drawing/2017/model3d" xmlns:o="urn:schemas-microsoft-com:office:office" xmlns:oel="http://schemas.microsoft.com/office/2019/extlst" xmlns:r="http://schemas.openxmlformats.org/officeDocument/2006/relationships" xmlns:m="http://schemas.openxmlformats.org/officeDocument/2006/math" xmlns:v="urn:schemas-microsoft-com:vml" xmlns:wp14="http://schemas.microsoft.com/office/word/2010/wordprocessingDrawing" xmlns:wp="http://schemas.openxmlformats.org/drawingml/2006/wordprocessingDrawing" xmlns:w10="urn:schemas-microsoft-com:office:word" xmlns:w="http://schemas.openxmlformats.org/wordprocessingml/2006/main" xmlns:w14="http://schemas.microsoft.com/office/word/2010/wordml" xmlns:w15="http://schemas.microsoft.com/office/word/2012/wordml" xmlns:w16cei="http://schemas.microsoft.com/office/word/2026/wordml/cei" xmlns:w16cex="http://schemas.microsoft.com/office/word/2018/wordml/cex" xmlns:w16cid="http://schemas.microsoft.com/office/word/2016/wordml/cid" xmlns:w16="http://schemas.microsoft.com/office/word/2018/wordml" xmlns:w16du="http://schemas.microsoft.com/office/word/2023/wordml/word16du" xmlns:w16sdtdh="http://schemas.microsoft.com/office/word/2020/wordml/sdtdatahash" xmlns:w16sdtfl="http://schemas.microsoft.com/office/word/2024/wordml/sdtformatlock" xmlns:w16se="http://schemas.microsoft.com/office/word/2015/wordml/symex" xmlns:wpg="http://schemas.microsoft.com/office/word/2010/wordprocessingGroup" xmlns:wpi="http://schemas.microsoft.com/office/word/2010/wordprocessingInk" xmlns:wne="http://schemas.microsoft.com/office/word/2006/wordml" xmlns:wps="http://schemas.microsoft.com/office/word/2010/wordprocessingShape" mc:Ignorable="w14 w15 w16se w16cid w16 w16cex w16sdtdh w16sdtfl w16du wp14">
   <w:body>
     <w:p>
       <w:pPr>
@@ -96,28 +96,6 @@
         <w:jc w:val="both"/>
         <w:rPr>
           <w:rFonts w:ascii="Arial" w:eastAsia="Arial" w:hAnsi="Arial" w:cs="Arial"/>
-          <w:color w:val="000000"/>
-          <w:sz w:val="20"/>
-          <w:szCs w:val="20"/>
-        </w:rPr>
-      </w:pPr>
-    </w:p>
-    <w:p>
-      <w:pPr>
-        <w:pBdr>
-          <w:top w:val="none" w:sz="0" w:space="0" w:color="000000"/>
-          <w:left w:val="none" w:sz="0" w:space="0" w:color="000000"/>
-          <w:bottom w:val="none" w:sz="0" w:space="0" w:color="000000"/>
-          <w:right w:val="none" w:sz="0" w:space="0" w:color="000000"/>
-          <w:between w:val="none" w:sz="0" w:space="0" w:color="000000"/>
-        </w:pBdr>
-        <w:tabs>
-          <w:tab w:val="left" w:pos="5071"/>
-        </w:tabs>
-        <w:spacing w:after="0"/>
-        <w:jc w:val="both"/>
-        <w:rPr>
-          <w:rFonts w:ascii="Arial" w:eastAsia="Arial" w:hAnsi="Arial" w:cs="Arial"/>
           <w:bCs/>
           <w:color w:val="000000" w:themeColor="text1"/>
           <w:sz w:val="20"/>
@@ -142,9 +120,9 @@
           <w:szCs w:val="20"/>
           <w:highlight w:val="white"/>
         </w:rPr>
-        <w:t>{{r bloco_</w:t>
+        <w:t xml:space="preserve">{{r </w:t>
       </w:r>
-      <w:proofErr w:type="gramStart"/>
+      <w:proofErr w:type="spellStart"/>
       <w:r>
         <w:rPr>
           <w:rFonts w:ascii="Arial" w:eastAsia="Arial" w:hAnsi="Arial" w:cs="Arial"/>
@@ -154,9 +132,9 @@
           <w:szCs w:val="20"/>
           <w:highlight w:val="white"/>
         </w:rPr>
-        <w:t>cliente }</w:t>
+        <w:t>bloco_cliente</w:t>
       </w:r>
-      <w:proofErr w:type="gramEnd"/>
+      <w:proofErr w:type="spellEnd"/>
       <w:r>
         <w:rPr>
           <w:rFonts w:ascii="Arial" w:eastAsia="Arial" w:hAnsi="Arial" w:cs="Arial"/>
@@ -166,30 +144,8 @@
           <w:szCs w:val="20"/>
           <w:highlight w:val="white"/>
         </w:rPr>
-        <w:t>}</w:t>
+        <w:t xml:space="preserve"> }}</w:t>
       </w:r>
-    </w:p>
-    <w:p>
-      <w:pPr>
-        <w:pBdr>
-          <w:top w:val="none" w:sz="0" w:space="0" w:color="000000"/>
-          <w:left w:val="none" w:sz="0" w:space="0" w:color="000000"/>
-          <w:bottom w:val="none" w:sz="0" w:space="0" w:color="000000"/>
-          <w:right w:val="none" w:sz="0" w:space="0" w:color="000000"/>
-          <w:between w:val="none" w:sz="0" w:space="0" w:color="000000"/>
-        </w:pBdr>
-        <w:tabs>
-          <w:tab w:val="left" w:pos="5071"/>
-        </w:tabs>
-        <w:spacing w:after="0"/>
-        <w:jc w:val="both"/>
-        <w:rPr>
-          <w:rFonts w:ascii="Arial" w:eastAsia="Arial" w:hAnsi="Arial" w:cs="Arial"/>
-          <w:color w:val="000000"/>
-          <w:sz w:val="20"/>
-          <w:szCs w:val="20"/>
-        </w:rPr>
-      </w:pPr>
     </w:p>
     <w:p>
       <w:pPr>
@@ -313,16 +269,6 @@
         </w:rPr>
         <w:t>”.</w:t>
       </w:r>
-    </w:p>
-    <w:p>
-      <w:pPr>
-        <w:jc w:val="both"/>
-        <w:rPr>
-          <w:rFonts w:ascii="Arial" w:eastAsia="Arial" w:hAnsi="Arial" w:cs="Arial"/>
-          <w:sz w:val="20"/>
-          <w:szCs w:val="20"/>
-        </w:rPr>
-      </w:pPr>
     </w:p>
     <w:p>
       <w:pPr>
@@ -400,23 +346,59 @@
                 <w:szCs w:val="20"/>
               </w:rPr>
             </w:pPr>
-            <w:proofErr w:type="gramStart"/>
+            <w:r>
+              <w:rPr>
+                <w:rFonts w:ascii="Arial" w:eastAsia="Arial" w:hAnsi="Arial" w:cs="Arial"/>
+                <w:b/>
+                <w:bCs/>
+                <w:sz w:val="20"/>
+                <w:szCs w:val="20"/>
+              </w:rPr>
+              <w:t>Marca/Modelo</w:t>
+            </w:r>
             <w:r>
               <w:rPr>
                 <w:rFonts w:ascii="Arial" w:eastAsia="Arial" w:hAnsi="Arial" w:cs="Arial"/>
                 <w:sz w:val="20"/>
                 <w:szCs w:val="20"/>
               </w:rPr>
-              <w:t>{{ veiculo</w:t>
+              <w:t xml:space="preserve"> </w:t>
             </w:r>
-            <w:proofErr w:type="gramEnd"/>
+            <w:r>
+              <w:rPr>
+                <w:rFonts w:ascii="Arial" w:eastAsia="Arial" w:hAnsi="Arial" w:cs="Arial"/>
+                <w:b/>
+                <w:bCs/>
+                <w:sz w:val="20"/>
+                <w:szCs w:val="20"/>
+              </w:rPr>
+              <w:t>:</w:t>
+            </w:r>
             <w:r>
               <w:rPr>
                 <w:rFonts w:ascii="Arial" w:eastAsia="Arial" w:hAnsi="Arial" w:cs="Arial"/>
                 <w:sz w:val="20"/>
                 <w:szCs w:val="20"/>
               </w:rPr>
-              <w:t>_marca_modelo }}</w:t>
+              <w:t xml:space="preserve">{{ </w:t>
+            </w:r>
+            <w:proofErr w:type="spellStart"/>
+            <w:r>
+              <w:rPr>
+                <w:rFonts w:ascii="Arial" w:eastAsia="Arial" w:hAnsi="Arial" w:cs="Arial"/>
+                <w:sz w:val="20"/>
+                <w:szCs w:val="20"/>
+              </w:rPr>
+              <w:t>veiculo_marca_modelo</w:t>
+            </w:r>
+            <w:proofErr w:type="spellEnd"/>
+            <w:r>
+              <w:rPr>
+                <w:rFonts w:ascii="Arial" w:eastAsia="Arial" w:hAnsi="Arial" w:cs="Arial"/>
+                <w:sz w:val="20"/>
+                <w:szCs w:val="20"/>
+              </w:rPr>
+              <w:t xml:space="preserve"> }}</w:t>
             </w:r>
             <w:r>
               <w:rPr>
@@ -426,41 +408,49 @@
               </w:rPr>
               <w:br/>
             </w:r>
-            <w:proofErr w:type="gramStart"/>
+            <w:r>
+              <w:rPr>
+                <w:rFonts w:ascii="Arial" w:eastAsia="Arial" w:hAnsi="Arial" w:cs="Arial"/>
+                <w:b/>
+                <w:bCs/>
+                <w:sz w:val="20"/>
+                <w:szCs w:val="20"/>
+              </w:rPr>
+              <w:t>Ano:</w:t>
+            </w:r>
             <w:r>
               <w:rPr>
                 <w:rFonts w:ascii="Arial" w:eastAsia="Arial" w:hAnsi="Arial" w:cs="Arial"/>
                 <w:sz w:val="20"/>
                 <w:szCs w:val="20"/>
               </w:rPr>
-              <w:t>{{ veiculo</w:t>
+              <w:t xml:space="preserve"> </w:t>
             </w:r>
-            <w:proofErr w:type="gramEnd"/>
             <w:r>
               <w:rPr>
                 <w:rFonts w:ascii="Arial" w:eastAsia="Arial" w:hAnsi="Arial" w:cs="Arial"/>
                 <w:sz w:val="20"/>
                 <w:szCs w:val="20"/>
               </w:rPr>
-              <w:t>_</w:t>
+              <w:t xml:space="preserve">{{ </w:t>
             </w:r>
-            <w:proofErr w:type="gramStart"/>
+            <w:proofErr w:type="spellStart"/>
             <w:r>
               <w:rPr>
                 <w:rFonts w:ascii="Arial" w:eastAsia="Arial" w:hAnsi="Arial" w:cs="Arial"/>
                 <w:sz w:val="20"/>
                 <w:szCs w:val="20"/>
               </w:rPr>
-              <w:t>ano }</w:t>
+              <w:t>veiculo_ano</w:t>
             </w:r>
-            <w:proofErr w:type="gramEnd"/>
+            <w:proofErr w:type="spellEnd"/>
             <w:r>
               <w:rPr>
                 <w:rFonts w:ascii="Arial" w:eastAsia="Arial" w:hAnsi="Arial" w:cs="Arial"/>
                 <w:sz w:val="20"/>
                 <w:szCs w:val="20"/>
               </w:rPr>
-              <w:t>}</w:t>
+              <w:t xml:space="preserve"> }}</w:t>
             </w:r>
           </w:p>
           <w:p>
@@ -475,23 +465,49 @@
                 <w:u w:val="single"/>
               </w:rPr>
             </w:pPr>
-            <w:proofErr w:type="gramStart"/>
+            <w:r>
+              <w:rPr>
+                <w:rFonts w:ascii="Arial" w:eastAsia="Arial" w:hAnsi="Arial" w:cs="Arial"/>
+                <w:b/>
+                <w:bCs/>
+                <w:sz w:val="20"/>
+                <w:szCs w:val="20"/>
+              </w:rPr>
+              <w:t>Placa:</w:t>
+            </w:r>
             <w:r>
               <w:rPr>
                 <w:rFonts w:ascii="Arial" w:eastAsia="Arial" w:hAnsi="Arial" w:cs="Arial"/>
                 <w:sz w:val="20"/>
                 <w:szCs w:val="20"/>
               </w:rPr>
-              <w:t>{{ veiculo</w:t>
+              <w:t xml:space="preserve"> </w:t>
             </w:r>
-            <w:proofErr w:type="gramEnd"/>
             <w:r>
               <w:rPr>
                 <w:rFonts w:ascii="Arial" w:eastAsia="Arial" w:hAnsi="Arial" w:cs="Arial"/>
                 <w:sz w:val="20"/>
                 <w:szCs w:val="20"/>
               </w:rPr>
-              <w:t>_placa }}</w:t>
+              <w:t xml:space="preserve">{{ </w:t>
+            </w:r>
+            <w:proofErr w:type="spellStart"/>
+            <w:r>
+              <w:rPr>
+                <w:rFonts w:ascii="Arial" w:eastAsia="Arial" w:hAnsi="Arial" w:cs="Arial"/>
+                <w:sz w:val="20"/>
+                <w:szCs w:val="20"/>
+              </w:rPr>
+              <w:t>veiculo_placa</w:t>
+            </w:r>
+            <w:proofErr w:type="spellEnd"/>
+            <w:r>
+              <w:rPr>
+                <w:rFonts w:ascii="Arial" w:eastAsia="Arial" w:hAnsi="Arial" w:cs="Arial"/>
+                <w:sz w:val="20"/>
+                <w:szCs w:val="20"/>
+              </w:rPr>
+              <w:t xml:space="preserve"> }}</w:t>
             </w:r>
           </w:p>
         </w:tc>
@@ -512,41 +528,49 @@
                 <w:szCs w:val="20"/>
               </w:rPr>
             </w:pPr>
-            <w:proofErr w:type="gramStart"/>
+            <w:r>
+              <w:rPr>
+                <w:rFonts w:ascii="Arial" w:eastAsia="Arial" w:hAnsi="Arial" w:cs="Arial"/>
+                <w:b/>
+                <w:bCs/>
+                <w:sz w:val="20"/>
+                <w:szCs w:val="20"/>
+              </w:rPr>
+              <w:t>Cor:</w:t>
+            </w:r>
             <w:r>
               <w:rPr>
                 <w:rFonts w:ascii="Arial" w:eastAsia="Arial" w:hAnsi="Arial" w:cs="Arial"/>
                 <w:sz w:val="20"/>
                 <w:szCs w:val="20"/>
               </w:rPr>
-              <w:t>{{ veiculo</w:t>
+              <w:t xml:space="preserve"> </w:t>
             </w:r>
-            <w:proofErr w:type="gramEnd"/>
             <w:r>
               <w:rPr>
                 <w:rFonts w:ascii="Arial" w:eastAsia="Arial" w:hAnsi="Arial" w:cs="Arial"/>
                 <w:sz w:val="20"/>
                 <w:szCs w:val="20"/>
               </w:rPr>
-              <w:t>_</w:t>
+              <w:t>{{ v</w:t>
             </w:r>
-            <w:proofErr w:type="gramStart"/>
+            <w:proofErr w:type="spellStart"/>
             <w:r>
               <w:rPr>
                 <w:rFonts w:ascii="Arial" w:eastAsia="Arial" w:hAnsi="Arial" w:cs="Arial"/>
                 <w:sz w:val="20"/>
                 <w:szCs w:val="20"/>
               </w:rPr>
-              <w:t>cor }</w:t>
+              <w:t>eiculo_cor</w:t>
             </w:r>
-            <w:proofErr w:type="gramEnd"/>
+            <w:proofErr w:type="spellEnd"/>
             <w:r>
               <w:rPr>
                 <w:rFonts w:ascii="Arial" w:eastAsia="Arial" w:hAnsi="Arial" w:cs="Arial"/>
                 <w:sz w:val="20"/>
                 <w:szCs w:val="20"/>
               </w:rPr>
-              <w:t>}</w:t>
+              <w:t xml:space="preserve"> }}</w:t>
             </w:r>
           </w:p>
           <w:p>
@@ -558,23 +582,49 @@
                 <w:szCs w:val="20"/>
               </w:rPr>
             </w:pPr>
-            <w:proofErr w:type="gramStart"/>
+            <w:r>
+              <w:rPr>
+                <w:rFonts w:ascii="Arial" w:eastAsia="Arial" w:hAnsi="Arial" w:cs="Arial"/>
+                <w:b/>
+                <w:bCs/>
+                <w:sz w:val="20"/>
+                <w:szCs w:val="20"/>
+              </w:rPr>
+              <w:t>Renavam:</w:t>
+            </w:r>
             <w:r>
               <w:rPr>
                 <w:rFonts w:ascii="Arial" w:eastAsia="Arial" w:hAnsi="Arial" w:cs="Arial"/>
                 <w:sz w:val="20"/>
                 <w:szCs w:val="20"/>
               </w:rPr>
-              <w:t>{{ veiculo</w:t>
+              <w:t xml:space="preserve"> </w:t>
             </w:r>
-            <w:proofErr w:type="gramEnd"/>
             <w:r>
               <w:rPr>
                 <w:rFonts w:ascii="Arial" w:eastAsia="Arial" w:hAnsi="Arial" w:cs="Arial"/>
                 <w:sz w:val="20"/>
                 <w:szCs w:val="20"/>
               </w:rPr>
-              <w:t>_renavam }}</w:t>
+              <w:t xml:space="preserve">{{ </w:t>
+            </w:r>
+            <w:proofErr w:type="spellStart"/>
+            <w:r>
+              <w:rPr>
+                <w:rFonts w:ascii="Arial" w:eastAsia="Arial" w:hAnsi="Arial" w:cs="Arial"/>
+                <w:sz w:val="20"/>
+                <w:szCs w:val="20"/>
+              </w:rPr>
+              <w:t>veiculo_renavam</w:t>
+            </w:r>
+            <w:proofErr w:type="spellEnd"/>
+            <w:r>
+              <w:rPr>
+                <w:rFonts w:ascii="Arial" w:eastAsia="Arial" w:hAnsi="Arial" w:cs="Arial"/>
+                <w:sz w:val="20"/>
+                <w:szCs w:val="20"/>
+              </w:rPr>
+              <w:t xml:space="preserve"> }}</w:t>
             </w:r>
             <w:r>
               <w:rPr>
@@ -584,41 +634,35 @@
               </w:rPr>
               <w:br/>
             </w:r>
-            <w:proofErr w:type="gramStart"/>
+            <w:proofErr w:type="spellStart"/>
+            <w:r>
+              <w:rPr>
+                <w:rFonts w:ascii="Tahoma" w:eastAsia="Tahoma" w:hAnsi="Tahoma" w:cs="Tahoma"/>
+                <w:b/>
+                <w:bCs/>
+                <w:sz w:val="20"/>
+                <w:szCs w:val="20"/>
+              </w:rPr>
+              <w:t>Obs</w:t>
+            </w:r>
+            <w:proofErr w:type="spellEnd"/>
+            <w:r>
+              <w:rPr>
+                <w:rFonts w:ascii="Tahoma" w:eastAsia="Tahoma" w:hAnsi="Tahoma" w:cs="Tahoma"/>
+                <w:b/>
+                <w:bCs/>
+                <w:sz w:val="20"/>
+                <w:szCs w:val="20"/>
+              </w:rPr>
+              <w:t xml:space="preserve">: </w:t>
+            </w:r>
             <w:r>
               <w:rPr>
                 <w:rFonts w:ascii="Tahoma" w:eastAsia="Tahoma" w:hAnsi="Tahoma" w:cs="Tahoma"/>
                 <w:sz w:val="20"/>
                 <w:szCs w:val="20"/>
               </w:rPr>
-              <w:t>{{ veiculo</w:t>
-            </w:r>
-            <w:proofErr w:type="gramEnd"/>
-            <w:r>
-              <w:rPr>
-                <w:rFonts w:ascii="Tahoma" w:eastAsia="Tahoma" w:hAnsi="Tahoma" w:cs="Tahoma"/>
-                <w:sz w:val="20"/>
-                <w:szCs w:val="20"/>
-              </w:rPr>
-              <w:t>_</w:t>
-            </w:r>
-            <w:proofErr w:type="gramStart"/>
-            <w:r>
-              <w:rPr>
-                <w:rFonts w:ascii="Tahoma" w:eastAsia="Tahoma" w:hAnsi="Tahoma" w:cs="Tahoma"/>
-                <w:sz w:val="20"/>
-                <w:szCs w:val="20"/>
-              </w:rPr>
-              <w:t>obs }</w:t>
-            </w:r>
-            <w:proofErr w:type="gramEnd"/>
-            <w:r>
-              <w:rPr>
-                <w:rFonts w:ascii="Tahoma" w:eastAsia="Tahoma" w:hAnsi="Tahoma" w:cs="Tahoma"/>
-                <w:sz w:val="20"/>
-                <w:szCs w:val="20"/>
-              </w:rPr>
-              <w:t>}</w:t>
+              <w:t>{{ veiculo_obs }}</w:t>
             </w:r>
             <w:r>
               <w:rPr>
@@ -940,24 +984,46 @@
                 <w:sz w:val="20"/>
                 <w:szCs w:val="20"/>
               </w:rPr>
-              <w:t>{{</w:t>
+              <w:t>{{divida}}</w:t>
             </w:r>
-            <w:proofErr w:type="gramStart"/>
-            <w:r>
+          </w:p>
+          <w:p>
+            <w:pPr>
+              <w:jc w:val="both"/>
               <w:rPr>
                 <w:rFonts w:ascii="Arial" w:eastAsia="Arial" w:hAnsi="Arial" w:cs="Arial"/>
-                <w:b/>
+                <w:bCs/>
                 <w:color w:val="000000" w:themeColor="text1"/>
                 <w:sz w:val="20"/>
                 <w:szCs w:val="20"/>
               </w:rPr>
-              <w:t>divida</w:t>
-            </w:r>
-            <w:proofErr w:type="gramEnd"/>
+            </w:pPr>
             <w:r>
               <w:rPr>
                 <w:rFonts w:ascii="Arial" w:eastAsia="Arial" w:hAnsi="Arial" w:cs="Arial"/>
-                <w:b/>
+                <w:bCs/>
+                <w:color w:val="000000" w:themeColor="text1"/>
+                <w:sz w:val="20"/>
+                <w:szCs w:val="20"/>
+              </w:rPr>
+              <w:t>1.3 Valor da Parcela: {{</w:t>
+            </w:r>
+            <w:proofErr w:type="spellStart"/>
+            <w:r>
+              <w:rPr>
+                <w:rFonts w:ascii="Arial" w:eastAsia="Arial" w:hAnsi="Arial" w:cs="Arial"/>
+                <w:bCs/>
+                <w:color w:val="000000" w:themeColor="text1"/>
+                <w:sz w:val="20"/>
+                <w:szCs w:val="20"/>
+              </w:rPr>
+              <w:t>valor_parcela_banco</w:t>
+            </w:r>
+            <w:proofErr w:type="spellEnd"/>
+            <w:r>
+              <w:rPr>
+                <w:rFonts w:ascii="Arial" w:eastAsia="Arial" w:hAnsi="Arial" w:cs="Arial"/>
+                <w:bCs/>
                 <w:color w:val="000000" w:themeColor="text1"/>
                 <w:sz w:val="20"/>
                 <w:szCs w:val="20"/>
@@ -984,7 +1050,29 @@
                 <w:sz w:val="20"/>
                 <w:szCs w:val="20"/>
               </w:rPr>
-              <w:t>1.3 Valor da Parcela: {{valor_parcela_banco}}</w:t>
+              <w:t>1.4 Parcelas Totais: {{</w:t>
+            </w:r>
+            <w:proofErr w:type="spellStart"/>
+            <w:r>
+              <w:rPr>
+                <w:rFonts w:ascii="Arial" w:eastAsia="Arial" w:hAnsi="Arial" w:cs="Arial"/>
+                <w:bCs/>
+                <w:color w:val="000000" w:themeColor="text1"/>
+                <w:sz w:val="20"/>
+                <w:szCs w:val="20"/>
+              </w:rPr>
+              <w:t>parcelas_totais</w:t>
+            </w:r>
+            <w:proofErr w:type="spellEnd"/>
+            <w:r>
+              <w:rPr>
+                <w:rFonts w:ascii="Arial" w:eastAsia="Arial" w:hAnsi="Arial" w:cs="Arial"/>
+                <w:bCs/>
+                <w:color w:val="000000" w:themeColor="text1"/>
+                <w:sz w:val="20"/>
+                <w:szCs w:val="20"/>
+              </w:rPr>
+              <w:t>}}</w:t>
             </w:r>
           </w:p>
           <w:p>
@@ -1006,7 +1094,29 @@
                 <w:sz w:val="20"/>
                 <w:szCs w:val="20"/>
               </w:rPr>
-              <w:t>1.4 Parcelas Totais: {{parcelas_totais}}</w:t>
+              <w:t>1.5 Parcelas Pagas: {{</w:t>
+            </w:r>
+            <w:proofErr w:type="spellStart"/>
+            <w:r>
+              <w:rPr>
+                <w:rFonts w:ascii="Arial" w:eastAsia="Arial" w:hAnsi="Arial" w:cs="Arial"/>
+                <w:bCs/>
+                <w:color w:val="000000" w:themeColor="text1"/>
+                <w:sz w:val="20"/>
+                <w:szCs w:val="20"/>
+              </w:rPr>
+              <w:t>parcelas_pagas</w:t>
+            </w:r>
+            <w:proofErr w:type="spellEnd"/>
+            <w:r>
+              <w:rPr>
+                <w:rFonts w:ascii="Arial" w:eastAsia="Arial" w:hAnsi="Arial" w:cs="Arial"/>
+                <w:bCs/>
+                <w:color w:val="000000" w:themeColor="text1"/>
+                <w:sz w:val="20"/>
+                <w:szCs w:val="20"/>
+              </w:rPr>
+              <w:t>}}</w:t>
             </w:r>
           </w:p>
           <w:p>
@@ -1028,7 +1138,29 @@
                 <w:sz w:val="20"/>
                 <w:szCs w:val="20"/>
               </w:rPr>
-              <w:t>1.5 Parcelas Pagas: {{parcelas_pagas}}</w:t>
+              <w:t>1.6 Parcelas Em Aberto: {{</w:t>
+            </w:r>
+            <w:proofErr w:type="spellStart"/>
+            <w:r>
+              <w:rPr>
+                <w:rFonts w:ascii="Arial" w:eastAsia="Arial" w:hAnsi="Arial" w:cs="Arial"/>
+                <w:bCs/>
+                <w:color w:val="000000" w:themeColor="text1"/>
+                <w:sz w:val="20"/>
+                <w:szCs w:val="20"/>
+              </w:rPr>
+              <w:t>parcelas_abertas</w:t>
+            </w:r>
+            <w:proofErr w:type="spellEnd"/>
+            <w:r>
+              <w:rPr>
+                <w:rFonts w:ascii="Arial" w:eastAsia="Arial" w:hAnsi="Arial" w:cs="Arial"/>
+                <w:bCs/>
+                <w:color w:val="000000" w:themeColor="text1"/>
+                <w:sz w:val="20"/>
+                <w:szCs w:val="20"/>
+              </w:rPr>
+              <w:t>}}</w:t>
             </w:r>
           </w:p>
           <w:p>
@@ -1050,20 +1182,9 @@
                 <w:sz w:val="20"/>
                 <w:szCs w:val="20"/>
               </w:rPr>
-              <w:t>1.6 Parcelas Em Aberto: {{parcelas_abertas}}</w:t>
+              <w:t>1.7 Parcelas Vencidas: {{</w:t>
             </w:r>
-          </w:p>
-          <w:p>
-            <w:pPr>
-              <w:jc w:val="both"/>
-              <w:rPr>
-                <w:rFonts w:ascii="Arial" w:eastAsia="Arial" w:hAnsi="Arial" w:cs="Arial"/>
-                <w:bCs/>
-                <w:color w:val="000000" w:themeColor="text1"/>
-                <w:sz w:val="20"/>
-                <w:szCs w:val="20"/>
-              </w:rPr>
-            </w:pPr>
+            <w:proofErr w:type="spellStart"/>
             <w:r>
               <w:rPr>
                 <w:rFonts w:ascii="Arial" w:eastAsia="Arial" w:hAnsi="Arial" w:cs="Arial"/>
@@ -1072,7 +1193,18 @@
                 <w:sz w:val="20"/>
                 <w:szCs w:val="20"/>
               </w:rPr>
-              <w:t>1.7 Parcelas Vencidas: {{parcelas_vencidas}}</w:t>
+              <w:t>parcelas_vencidas</w:t>
+            </w:r>
+            <w:proofErr w:type="spellEnd"/>
+            <w:r>
+              <w:rPr>
+                <w:rFonts w:ascii="Arial" w:eastAsia="Arial" w:hAnsi="Arial" w:cs="Arial"/>
+                <w:bCs/>
+                <w:color w:val="000000" w:themeColor="text1"/>
+                <w:sz w:val="20"/>
+                <w:szCs w:val="20"/>
+              </w:rPr>
+              <w:t>}}</w:t>
             </w:r>
           </w:p>
           <w:p>
@@ -1104,7 +1236,29 @@
                 <w:sz w:val="20"/>
                 <w:szCs w:val="20"/>
               </w:rPr>
-              <w:t>{{existe_processo}}</w:t>
+              <w:t>{{</w:t>
+            </w:r>
+            <w:proofErr w:type="spellStart"/>
+            <w:r>
+              <w:rPr>
+                <w:rFonts w:ascii="Arial" w:eastAsia="Arial" w:hAnsi="Arial" w:cs="Arial"/>
+                <w:b/>
+                <w:color w:val="000000" w:themeColor="text1"/>
+                <w:sz w:val="20"/>
+                <w:szCs w:val="20"/>
+              </w:rPr>
+              <w:t>existe_processo</w:t>
+            </w:r>
+            <w:proofErr w:type="spellEnd"/>
+            <w:r>
+              <w:rPr>
+                <w:rFonts w:ascii="Arial" w:eastAsia="Arial" w:hAnsi="Arial" w:cs="Arial"/>
+                <w:b/>
+                <w:color w:val="000000" w:themeColor="text1"/>
+                <w:sz w:val="20"/>
+                <w:szCs w:val="20"/>
+              </w:rPr>
+              <w:t>}}</w:t>
             </w:r>
           </w:p>
           <w:p>
@@ -1172,7 +1326,29 @@
                 <w:sz w:val="20"/>
                 <w:szCs w:val="20"/>
               </w:rPr>
-              <w:t>3.1 CUSTOS: {{custos_desc}}</w:t>
+              <w:t>3.1 CUSTOS: {{</w:t>
+            </w:r>
+            <w:proofErr w:type="spellStart"/>
+            <w:r>
+              <w:rPr>
+                <w:rFonts w:ascii="Arial" w:eastAsia="Arial" w:hAnsi="Arial" w:cs="Arial"/>
+                <w:bCs/>
+                <w:color w:val="000000" w:themeColor="text1"/>
+                <w:sz w:val="20"/>
+                <w:szCs w:val="20"/>
+              </w:rPr>
+              <w:t>custos_desc</w:t>
+            </w:r>
+            <w:proofErr w:type="spellEnd"/>
+            <w:r>
+              <w:rPr>
+                <w:rFonts w:ascii="Arial" w:eastAsia="Arial" w:hAnsi="Arial" w:cs="Arial"/>
+                <w:bCs/>
+                <w:color w:val="000000" w:themeColor="text1"/>
+                <w:sz w:val="20"/>
+                <w:szCs w:val="20"/>
+              </w:rPr>
+              <w:t>}}</w:t>
             </w:r>
           </w:p>
           <w:p>
@@ -1215,7 +1391,29 @@
                 <w:sz w:val="20"/>
                 <w:szCs w:val="20"/>
               </w:rPr>
-              <w:t>3.3 Nº DE PARCELAS: {{n_parcelas_qr}}</w:t>
+              <w:t>3.3 Nº DE PARCELAS: {{</w:t>
+            </w:r>
+            <w:proofErr w:type="spellStart"/>
+            <w:r>
+              <w:rPr>
+                <w:rFonts w:ascii="Arial" w:eastAsia="Arial" w:hAnsi="Arial" w:cs="Arial"/>
+                <w:bCs/>
+                <w:color w:val="000000" w:themeColor="text1"/>
+                <w:sz w:val="20"/>
+                <w:szCs w:val="20"/>
+              </w:rPr>
+              <w:t>n_parcelas_qr</w:t>
+            </w:r>
+            <w:proofErr w:type="spellEnd"/>
+            <w:r>
+              <w:rPr>
+                <w:rFonts w:ascii="Arial" w:eastAsia="Arial" w:hAnsi="Arial" w:cs="Arial"/>
+                <w:bCs/>
+                <w:color w:val="000000" w:themeColor="text1"/>
+                <w:sz w:val="20"/>
+                <w:szCs w:val="20"/>
+              </w:rPr>
+              <w:t>}}</w:t>
             </w:r>
           </w:p>
         </w:tc>
@@ -1561,7 +1759,6 @@
           <w:sz w:val="20"/>
           <w:szCs w:val="20"/>
         </w:rPr>
-        <w:lastRenderedPageBreak/>
         <w:t>1.1.</w:t>
       </w:r>
       <w:r>
@@ -4096,25 +4293,7 @@
           <w:sz w:val="20"/>
           <w:szCs w:val="20"/>
         </w:rPr>
-        <w:t xml:space="preserve">O atraso superior a 30 (trinta) dias de qualquer parcela deste contrato, acarretará </w:t>
-      </w:r>
-      <w:proofErr w:type="gramStart"/>
-      <w:r>
-        <w:rPr>
-          <w:rFonts w:ascii="Arial" w:eastAsia="Arial" w:hAnsi="Arial" w:cs="Arial"/>
-          <w:sz w:val="20"/>
-          <w:szCs w:val="20"/>
-        </w:rPr>
-        <w:t>na</w:t>
-      </w:r>
-      <w:proofErr w:type="gramEnd"/>
-      <w:r>
-        <w:rPr>
-          <w:rFonts w:ascii="Arial" w:eastAsia="Arial" w:hAnsi="Arial" w:cs="Arial"/>
-          <w:sz w:val="20"/>
-          <w:szCs w:val="20"/>
-        </w:rPr>
-        <w:t xml:space="preserve"> rescisão contratual, independente de notificação extrajudicial prévia, situação em que será aplicada multa por rescisão contratual no importe de 5% (cinco por cento) sobre o valor total DA DÍVIDA DO PRESENTE CONTRATO, item </w:t>
+        <w:t xml:space="preserve">O atraso superior a 30 (trinta) dias de qualquer parcela deste contrato, acarretará na rescisão contratual, independente de notificação extrajudicial prévia, situação em que será aplicada multa por rescisão contratual no importe de 5% (cinco por cento) sobre o valor total DA DÍVIDA DO PRESENTE CONTRATO, item </w:t>
       </w:r>
       <w:r>
         <w:rPr>
@@ -4233,9 +4412,9 @@
           <w:sz w:val="20"/>
           <w:szCs w:val="20"/>
         </w:rPr>
-        <w:t>{{taxa_rescisao</w:t>
+        <w:t>{{</w:t>
       </w:r>
-      <w:proofErr w:type="gramStart"/>
+      <w:proofErr w:type="spellStart"/>
       <w:r>
         <w:rPr>
           <w:rFonts w:ascii="Arial" w:eastAsia="Arial" w:hAnsi="Arial" w:cs="Arial"/>
@@ -4243,9 +4422,9 @@
           <w:sz w:val="20"/>
           <w:szCs w:val="20"/>
         </w:rPr>
-        <w:t>}}(</w:t>
+        <w:t>taxa_rescisao</w:t>
       </w:r>
-      <w:proofErr w:type="gramEnd"/>
+      <w:proofErr w:type="spellEnd"/>
       <w:r>
         <w:rPr>
           <w:rFonts w:ascii="Arial" w:eastAsia="Arial" w:hAnsi="Arial" w:cs="Arial"/>
@@ -4253,7 +4432,27 @@
           <w:sz w:val="20"/>
           <w:szCs w:val="20"/>
         </w:rPr>
-        <w:t xml:space="preserve">{{taxa_rescisao_extenso}}), </w:t>
+        <w:t>}}({{</w:t>
+      </w:r>
+      <w:proofErr w:type="spellStart"/>
+      <w:r>
+        <w:rPr>
+          <w:rFonts w:ascii="Arial" w:eastAsia="Arial" w:hAnsi="Arial" w:cs="Arial"/>
+          <w:color w:val="000000" w:themeColor="text1"/>
+          <w:sz w:val="20"/>
+          <w:szCs w:val="20"/>
+        </w:rPr>
+        <w:t>taxa_rescisao_extenso</w:t>
+      </w:r>
+      <w:proofErr w:type="spellEnd"/>
+      <w:r>
+        <w:rPr>
+          <w:rFonts w:ascii="Arial" w:eastAsia="Arial" w:hAnsi="Arial" w:cs="Arial"/>
+          <w:color w:val="000000" w:themeColor="text1"/>
+          <w:sz w:val="20"/>
+          <w:szCs w:val="20"/>
+        </w:rPr>
+        <w:t xml:space="preserve">}}), </w:t>
       </w:r>
       <w:r>
         <w:rPr>
@@ -4868,7 +5067,27 @@
           <w:sz w:val="22"/>
           <w:szCs w:val="22"/>
         </w:rPr>
-        <w:t>{{local_data}}</w:t>
+        <w:t>{{</w:t>
+      </w:r>
+      <w:proofErr w:type="spellStart"/>
+      <w:r>
+        <w:rPr>
+          <w:rFonts w:ascii="Arial" w:eastAsia="Arial" w:hAnsi="Arial" w:cs="Arial"/>
+          <w:color w:val="000000" w:themeColor="text1"/>
+          <w:sz w:val="22"/>
+          <w:szCs w:val="22"/>
+        </w:rPr>
+        <w:t>local_data</w:t>
+      </w:r>
+      <w:proofErr w:type="spellEnd"/>
+      <w:r>
+        <w:rPr>
+          <w:rFonts w:ascii="Arial" w:eastAsia="Arial" w:hAnsi="Arial" w:cs="Arial"/>
+          <w:color w:val="000000" w:themeColor="text1"/>
+          <w:sz w:val="22"/>
+          <w:szCs w:val="22"/>
+        </w:rPr>
+        <w:t>}}</w:t>
       </w:r>
     </w:p>
     <w:p>
@@ -5144,7 +5363,7 @@
 </file>
 
 <file path=word/endnotes.xml><?xml version="1.0" encoding="utf-8"?>
-<w:endnotes xmlns:wpc="http://schemas.microsoft.com/office/word/2010/wordprocessingCanvas" xmlns:cx="http://schemas.microsoft.com/office/drawing/2014/chartex" xmlns:cx1="http://schemas.microsoft.com/office/drawing/2015/9/8/chartex" xmlns:cx2="http://schemas.microsoft.com/office/drawing/2015/10/21/chartex" xmlns:cx3="http://schemas.microsoft.com/office/drawing/2016/5/9/chartex" xmlns:cx4="http://schemas.microsoft.com/office/drawing/2016/5/10/chartex" xmlns:cx5="http://schemas.microsoft.com/office/drawing/2016/5/11/chartex" xmlns:cx6="http://schemas.microsoft.com/office/drawing/2016/5/12/chartex" xmlns:cx7="http://schemas.microsoft.com/office/drawing/2016/5/13/chartex" xmlns:cx8="http://schemas.microsoft.com/office/drawing/2016/5/14/chartex" xmlns:mc="http://schemas.openxmlformats.org/markup-compatibility/2006" xmlns:aink="http://schemas.microsoft.com/office/drawing/2016/ink" xmlns:am3d="http://schemas.microsoft.com/office/drawing/2017/model3d" xmlns:o="urn:schemas-microsoft-com:office:office" xmlns:oel="http://schemas.microsoft.com/office/2019/extlst" xmlns:r="http://schemas.openxmlformats.org/officeDocument/2006/relationships" xmlns:m="http://schemas.openxmlformats.org/officeDocument/2006/math" xmlns:v="urn:schemas-microsoft-com:vml" xmlns:wp14="http://schemas.microsoft.com/office/word/2010/wordprocessingDrawing" xmlns:wp="http://schemas.openxmlformats.org/drawingml/2006/wordprocessingDrawing" xmlns:w10="urn:schemas-microsoft-com:office:word" xmlns:w="http://schemas.openxmlformats.org/wordprocessingml/2006/main" xmlns:w14="http://schemas.microsoft.com/office/word/2010/wordml" xmlns:w15="http://schemas.microsoft.com/office/word/2012/wordml" xmlns:w16cex="http://schemas.microsoft.com/office/word/2018/wordml/cex" xmlns:w16cid="http://schemas.microsoft.com/office/word/2016/wordml/cid" xmlns:w16="http://schemas.microsoft.com/office/word/2018/wordml" xmlns:w16du="http://schemas.microsoft.com/office/word/2023/wordml/word16du" xmlns:w16sdtdh="http://schemas.microsoft.com/office/word/2020/wordml/sdtdatahash" xmlns:w16sdtfl="http://schemas.microsoft.com/office/word/2024/wordml/sdtformatlock" xmlns:w16se="http://schemas.microsoft.com/office/word/2015/wordml/symex" xmlns:wpg="http://schemas.microsoft.com/office/word/2010/wordprocessingGroup" xmlns:wpi="http://schemas.microsoft.com/office/word/2010/wordprocessingInk" xmlns:wne="http://schemas.microsoft.com/office/word/2006/wordml" xmlns:wps="http://schemas.microsoft.com/office/word/2010/wordprocessingShape" mc:Ignorable="w14 w15 w16se w16cid w16 w16cex w16sdtdh w16sdtfl w16du wp14">
+<w:endnotes xmlns:wpc="http://schemas.microsoft.com/office/word/2010/wordprocessingCanvas" xmlns:cx="http://schemas.microsoft.com/office/drawing/2014/chartex" xmlns:cx1="http://schemas.microsoft.com/office/drawing/2015/9/8/chartex" xmlns:cx2="http://schemas.microsoft.com/office/drawing/2015/10/21/chartex" xmlns:cx3="http://schemas.microsoft.com/office/drawing/2016/5/9/chartex" xmlns:cx4="http://schemas.microsoft.com/office/drawing/2016/5/10/chartex" xmlns:cx5="http://schemas.microsoft.com/office/drawing/2016/5/11/chartex" xmlns:cx6="http://schemas.microsoft.com/office/drawing/2016/5/12/chartex" xmlns:cx7="http://schemas.microsoft.com/office/drawing/2016/5/13/chartex" xmlns:cx8="http://schemas.microsoft.com/office/drawing/2016/5/14/chartex" xmlns:mc="http://schemas.openxmlformats.org/markup-compatibility/2006" xmlns:aink="http://schemas.microsoft.com/office/drawing/2016/ink" xmlns:am3d="http://schemas.microsoft.com/office/drawing/2017/model3d" xmlns:o="urn:schemas-microsoft-com:office:office" xmlns:oel="http://schemas.microsoft.com/office/2019/extlst" xmlns:r="http://schemas.openxmlformats.org/officeDocument/2006/relationships" xmlns:m="http://schemas.openxmlformats.org/officeDocument/2006/math" xmlns:v="urn:schemas-microsoft-com:vml" xmlns:wp14="http://schemas.microsoft.com/office/word/2010/wordprocessingDrawing" xmlns:wp="http://schemas.openxmlformats.org/drawingml/2006/wordprocessingDrawing" xmlns:w10="urn:schemas-microsoft-com:office:word" xmlns:w="http://schemas.openxmlformats.org/wordprocessingml/2006/main" xmlns:w14="http://schemas.microsoft.com/office/word/2010/wordml" xmlns:w15="http://schemas.microsoft.com/office/word/2012/wordml" xmlns:w16cei="http://schemas.microsoft.com/office/word/2026/wordml/cei" xmlns:w16cex="http://schemas.microsoft.com/office/word/2018/wordml/cex" xmlns:w16cid="http://schemas.microsoft.com/office/word/2016/wordml/cid" xmlns:w16="http://schemas.microsoft.com/office/word/2018/wordml" xmlns:w16du="http://schemas.microsoft.com/office/word/2023/wordml/word16du" xmlns:w16sdtdh="http://schemas.microsoft.com/office/word/2020/wordml/sdtdatahash" xmlns:w16sdtfl="http://schemas.microsoft.com/office/word/2024/wordml/sdtformatlock" xmlns:w16se="http://schemas.microsoft.com/office/word/2015/wordml/symex" xmlns:wpg="http://schemas.microsoft.com/office/word/2010/wordprocessingGroup" xmlns:wpi="http://schemas.microsoft.com/office/word/2010/wordprocessingInk" xmlns:wne="http://schemas.microsoft.com/office/word/2006/wordml" xmlns:wps="http://schemas.microsoft.com/office/word/2010/wordprocessingShape" mc:Ignorable="w14 w15 w16se w16cid w16 w16cex w16sdtdh w16sdtfl w16du wp14">
   <w:endnote w:type="separator" w:id="-1">
     <w:p>
       <w:pPr>
@@ -5169,7 +5388,7 @@
 </file>
 
 <file path=word/footer1.xml><?xml version="1.0" encoding="utf-8"?>
-<w:ftr xmlns:wpc="http://schemas.microsoft.com/office/word/2010/wordprocessingCanvas" xmlns:cx="http://schemas.microsoft.com/office/drawing/2014/chartex" xmlns:cx1="http://schemas.microsoft.com/office/drawing/2015/9/8/chartex" xmlns:cx2="http://schemas.microsoft.com/office/drawing/2015/10/21/chartex" xmlns:cx3="http://schemas.microsoft.com/office/drawing/2016/5/9/chartex" xmlns:cx4="http://schemas.microsoft.com/office/drawing/2016/5/10/chartex" xmlns:cx5="http://schemas.microsoft.com/office/drawing/2016/5/11/chartex" xmlns:cx6="http://schemas.microsoft.com/office/drawing/2016/5/12/chartex" xmlns:cx7="http://schemas.microsoft.com/office/drawing/2016/5/13/chartex" xmlns:cx8="http://schemas.microsoft.com/office/drawing/2016/5/14/chartex" xmlns:mc="http://schemas.openxmlformats.org/markup-compatibility/2006" xmlns:aink="http://schemas.microsoft.com/office/drawing/2016/ink" xmlns:am3d="http://schemas.microsoft.com/office/drawing/2017/model3d" xmlns:o="urn:schemas-microsoft-com:office:office" xmlns:oel="http://schemas.microsoft.com/office/2019/extlst" xmlns:r="http://schemas.openxmlformats.org/officeDocument/2006/relationships" xmlns:m="http://schemas.openxmlformats.org/officeDocument/2006/math" xmlns:v="urn:schemas-microsoft-com:vml" xmlns:wp14="http://schemas.microsoft.com/office/word/2010/wordprocessingDrawing" xmlns:wp="http://schemas.openxmlformats.org/drawingml/2006/wordprocessingDrawing" xmlns:w10="urn:schemas-microsoft-com:office:word" xmlns:w="http://schemas.openxmlformats.org/wordprocessingml/2006/main" xmlns:w14="http://schemas.microsoft.com/office/word/2010/wordml" xmlns:w15="http://schemas.microsoft.com/office/word/2012/wordml" xmlns:w16cex="http://schemas.microsoft.com/office/word/2018/wordml/cex" xmlns:w16cid="http://schemas.microsoft.com/office/word/2016/wordml/cid" xmlns:w16="http://schemas.microsoft.com/office/word/2018/wordml" xmlns:w16du="http://schemas.microsoft.com/office/word/2023/wordml/word16du" xmlns:w16sdtdh="http://schemas.microsoft.com/office/word/2020/wordml/sdtdatahash" xmlns:w16sdtfl="http://schemas.microsoft.com/office/word/2024/wordml/sdtformatlock" xmlns:w16se="http://schemas.microsoft.com/office/word/2015/wordml/symex" xmlns:wpg="http://schemas.microsoft.com/office/word/2010/wordprocessingGroup" xmlns:wpi="http://schemas.microsoft.com/office/word/2010/wordprocessingInk" xmlns:wne="http://schemas.microsoft.com/office/word/2006/wordml" xmlns:wps="http://schemas.microsoft.com/office/word/2010/wordprocessingShape" mc:Ignorable="w14 w15 w16se w16cid w16 w16cex w16sdtdh w16sdtfl w16du wp14">
+<w:ftr xmlns:wpc="http://schemas.microsoft.com/office/word/2010/wordprocessingCanvas" xmlns:cx="http://schemas.microsoft.com/office/drawing/2014/chartex" xmlns:cx1="http://schemas.microsoft.com/office/drawing/2015/9/8/chartex" xmlns:cx2="http://schemas.microsoft.com/office/drawing/2015/10/21/chartex" xmlns:cx3="http://schemas.microsoft.com/office/drawing/2016/5/9/chartex" xmlns:cx4="http://schemas.microsoft.com/office/drawing/2016/5/10/chartex" xmlns:cx5="http://schemas.microsoft.com/office/drawing/2016/5/11/chartex" xmlns:cx6="http://schemas.microsoft.com/office/drawing/2016/5/12/chartex" xmlns:cx7="http://schemas.microsoft.com/office/drawing/2016/5/13/chartex" xmlns:cx8="http://schemas.microsoft.com/office/drawing/2016/5/14/chartex" xmlns:mc="http://schemas.openxmlformats.org/markup-compatibility/2006" xmlns:aink="http://schemas.microsoft.com/office/drawing/2016/ink" xmlns:am3d="http://schemas.microsoft.com/office/drawing/2017/model3d" xmlns:o="urn:schemas-microsoft-com:office:office" xmlns:oel="http://schemas.microsoft.com/office/2019/extlst" xmlns:r="http://schemas.openxmlformats.org/officeDocument/2006/relationships" xmlns:m="http://schemas.openxmlformats.org/officeDocument/2006/math" xmlns:v="urn:schemas-microsoft-com:vml" xmlns:wp14="http://schemas.microsoft.com/office/word/2010/wordprocessingDrawing" xmlns:wp="http://schemas.openxmlformats.org/drawingml/2006/wordprocessingDrawing" xmlns:w10="urn:schemas-microsoft-com:office:word" xmlns:w="http://schemas.openxmlformats.org/wordprocessingml/2006/main" xmlns:w14="http://schemas.microsoft.com/office/word/2010/wordml" xmlns:w15="http://schemas.microsoft.com/office/word/2012/wordml" xmlns:w16cei="http://schemas.microsoft.com/office/word/2026/wordml/cei" xmlns:w16cex="http://schemas.microsoft.com/office/word/2018/wordml/cex" xmlns:w16cid="http://schemas.microsoft.com/office/word/2016/wordml/cid" xmlns:w16="http://schemas.microsoft.com/office/word/2018/wordml" xmlns:w16du="http://schemas.microsoft.com/office/word/2023/wordml/word16du" xmlns:w16sdtdh="http://schemas.microsoft.com/office/word/2020/wordml/sdtdatahash" xmlns:w16sdtfl="http://schemas.microsoft.com/office/word/2024/wordml/sdtformatlock" xmlns:w16se="http://schemas.microsoft.com/office/word/2015/wordml/symex" xmlns:wpg="http://schemas.microsoft.com/office/word/2010/wordprocessingGroup" xmlns:wpi="http://schemas.microsoft.com/office/word/2010/wordprocessingInk" xmlns:wne="http://schemas.microsoft.com/office/word/2006/wordml" xmlns:wps="http://schemas.microsoft.com/office/word/2010/wordprocessingShape" mc:Ignorable="w14 w15 w16se w16cid w16 w16cex w16sdtdh w16sdtfl w16du wp14">
   <w:p>
     <w:pPr>
       <w:pBdr>
@@ -5319,6 +5538,7 @@
                             <w:ind w:left="709" w:right="624" w:firstLine="1418"/>
                             <w:jc w:val="center"/>
                           </w:pPr>
+                          <w:proofErr w:type="spellStart"/>
                           <w:r>
                             <w:rPr>
                               <w:rFonts w:ascii="Ultra" w:eastAsia="Ultra" w:hAnsi="Ultra" w:cs="Ultra"/>
@@ -5326,7 +5546,17 @@
                               <w:color w:val="000000"/>
                               <w:sz w:val="20"/>
                             </w:rPr>
-                            <w:t>Tel: (21) 96944-0754 | blindsafe.sf@gmail.com</w:t>
+                            <w:t>Tel</w:t>
+                          </w:r>
+                          <w:proofErr w:type="spellEnd"/>
+                          <w:r>
+                            <w:rPr>
+                              <w:rFonts w:ascii="Ultra" w:eastAsia="Ultra" w:hAnsi="Ultra" w:cs="Ultra"/>
+                              <w:b/>
+                              <w:color w:val="000000"/>
+                              <w:sz w:val="20"/>
+                            </w:rPr>
+                            <w:t>: (21) 96944-0754 | blindsafe.sf@gmail.com</w:t>
                           </w:r>
                         </w:p>
                         <w:p>
@@ -5419,6 +5649,7 @@
                       <w:ind w:left="709" w:right="624" w:firstLine="1418"/>
                       <w:jc w:val="center"/>
                     </w:pPr>
+                    <w:proofErr w:type="spellStart"/>
                     <w:r>
                       <w:rPr>
                         <w:rFonts w:ascii="Ultra" w:eastAsia="Ultra" w:hAnsi="Ultra" w:cs="Ultra"/>
@@ -5426,7 +5657,17 @@
                         <w:color w:val="000000"/>
                         <w:sz w:val="20"/>
                       </w:rPr>
-                      <w:t>Tel: (21) 96944-0754 | blindsafe.sf@gmail.com</w:t>
+                      <w:t>Tel</w:t>
+                    </w:r>
+                    <w:proofErr w:type="spellEnd"/>
+                    <w:r>
+                      <w:rPr>
+                        <w:rFonts w:ascii="Ultra" w:eastAsia="Ultra" w:hAnsi="Ultra" w:cs="Ultra"/>
+                        <w:b/>
+                        <w:color w:val="000000"/>
+                        <w:sz w:val="20"/>
+                      </w:rPr>
+                      <w:t>: (21) 96944-0754 | blindsafe.sf@gmail.com</w:t>
                     </w:r>
                   </w:p>
                   <w:p>
@@ -5474,7 +5715,7 @@
 </file>
 
 <file path=word/footnotes.xml><?xml version="1.0" encoding="utf-8"?>
-<w:footnotes xmlns:wpc="http://schemas.microsoft.com/office/word/2010/wordprocessingCanvas" xmlns:cx="http://schemas.microsoft.com/office/drawing/2014/chartex" xmlns:cx1="http://schemas.microsoft.com/office/drawing/2015/9/8/chartex" xmlns:cx2="http://schemas.microsoft.com/office/drawing/2015/10/21/chartex" xmlns:cx3="http://schemas.microsoft.com/office/drawing/2016/5/9/chartex" xmlns:cx4="http://schemas.microsoft.com/office/drawing/2016/5/10/chartex" xmlns:cx5="http://schemas.microsoft.com/office/drawing/2016/5/11/chartex" xmlns:cx6="http://schemas.microsoft.com/office/drawing/2016/5/12/chartex" xmlns:cx7="http://schemas.microsoft.com/office/drawing/2016/5/13/chartex" xmlns:cx8="http://schemas.microsoft.com/office/drawing/2016/5/14/chartex" xmlns:mc="http://schemas.openxmlformats.org/markup-compatibility/2006" xmlns:aink="http://schemas.microsoft.com/office/drawing/2016/ink" xmlns:am3d="http://schemas.microsoft.com/office/drawing/2017/model3d" xmlns:o="urn:schemas-microsoft-com:office:office" xmlns:oel="http://schemas.microsoft.com/office/2019/extlst" xmlns:r="http://schemas.openxmlformats.org/officeDocument/2006/relationships" xmlns:m="http://schemas.openxmlformats.org/officeDocument/2006/math" xmlns:v="urn:schemas-microsoft-com:vml" xmlns:wp14="http://schemas.microsoft.com/office/word/2010/wordprocessingDrawing" xmlns:wp="http://schemas.openxmlformats.org/drawingml/2006/wordprocessingDrawing" xmlns:w10="urn:schemas-microsoft-com:office:word" xmlns:w="http://schemas.openxmlformats.org/wordprocessingml/2006/main" xmlns:w14="http://schemas.microsoft.com/office/word/2010/wordml" xmlns:w15="http://schemas.microsoft.com/office/word/2012/wordml" xmlns:w16cex="http://schemas.microsoft.com/office/word/2018/wordml/cex" xmlns:w16cid="http://schemas.microsoft.com/office/word/2016/wordml/cid" xmlns:w16="http://schemas.microsoft.com/office/word/2018/wordml" xmlns:w16du="http://schemas.microsoft.com/office/word/2023/wordml/word16du" xmlns:w16sdtdh="http://schemas.microsoft.com/office/word/2020/wordml/sdtdatahash" xmlns:w16sdtfl="http://schemas.microsoft.com/office/word/2024/wordml/sdtformatlock" xmlns:w16se="http://schemas.microsoft.com/office/word/2015/wordml/symex" xmlns:wpg="http://schemas.microsoft.com/office/word/2010/wordprocessingGroup" xmlns:wpi="http://schemas.microsoft.com/office/word/2010/wordprocessingInk" xmlns:wne="http://schemas.microsoft.com/office/word/2006/wordml" xmlns:wps="http://schemas.microsoft.com/office/word/2010/wordprocessingShape" mc:Ignorable="w14 w15 w16se w16cid w16 w16cex w16sdtdh w16sdtfl w16du wp14">
+<w:footnotes xmlns:wpc="http://schemas.microsoft.com/office/word/2010/wordprocessingCanvas" xmlns:cx="http://schemas.microsoft.com/office/drawing/2014/chartex" xmlns:cx1="http://schemas.microsoft.com/office/drawing/2015/9/8/chartex" xmlns:cx2="http://schemas.microsoft.com/office/drawing/2015/10/21/chartex" xmlns:cx3="http://schemas.microsoft.com/office/drawing/2016/5/9/chartex" xmlns:cx4="http://schemas.microsoft.com/office/drawing/2016/5/10/chartex" xmlns:cx5="http://schemas.microsoft.com/office/drawing/2016/5/11/chartex" xmlns:cx6="http://schemas.microsoft.com/office/drawing/2016/5/12/chartex" xmlns:cx7="http://schemas.microsoft.com/office/drawing/2016/5/13/chartex" xmlns:cx8="http://schemas.microsoft.com/office/drawing/2016/5/14/chartex" xmlns:mc="http://schemas.openxmlformats.org/markup-compatibility/2006" xmlns:aink="http://schemas.microsoft.com/office/drawing/2016/ink" xmlns:am3d="http://schemas.microsoft.com/office/drawing/2017/model3d" xmlns:o="urn:schemas-microsoft-com:office:office" xmlns:oel="http://schemas.microsoft.com/office/2019/extlst" xmlns:r="http://schemas.openxmlformats.org/officeDocument/2006/relationships" xmlns:m="http://schemas.openxmlformats.org/officeDocument/2006/math" xmlns:v="urn:schemas-microsoft-com:vml" xmlns:wp14="http://schemas.microsoft.com/office/word/2010/wordprocessingDrawing" xmlns:wp="http://schemas.openxmlformats.org/drawingml/2006/wordprocessingDrawing" xmlns:w10="urn:schemas-microsoft-com:office:word" xmlns:w="http://schemas.openxmlformats.org/wordprocessingml/2006/main" xmlns:w14="http://schemas.microsoft.com/office/word/2010/wordml" xmlns:w15="http://schemas.microsoft.com/office/word/2012/wordml" xmlns:w16cei="http://schemas.microsoft.com/office/word/2026/wordml/cei" xmlns:w16cex="http://schemas.microsoft.com/office/word/2018/wordml/cex" xmlns:w16cid="http://schemas.microsoft.com/office/word/2016/wordml/cid" xmlns:w16="http://schemas.microsoft.com/office/word/2018/wordml" xmlns:w16du="http://schemas.microsoft.com/office/word/2023/wordml/word16du" xmlns:w16sdtdh="http://schemas.microsoft.com/office/word/2020/wordml/sdtdatahash" xmlns:w16sdtfl="http://schemas.microsoft.com/office/word/2024/wordml/sdtformatlock" xmlns:w16se="http://schemas.microsoft.com/office/word/2015/wordml/symex" xmlns:wpg="http://schemas.microsoft.com/office/word/2010/wordprocessingGroup" xmlns:wpi="http://schemas.microsoft.com/office/word/2010/wordprocessingInk" xmlns:wne="http://schemas.microsoft.com/office/word/2006/wordml" xmlns:wps="http://schemas.microsoft.com/office/word/2010/wordprocessingShape" mc:Ignorable="w14 w15 w16se w16cid w16 w16cex w16sdtdh w16sdtfl w16du wp14">
   <w:footnote w:type="separator" w:id="-1">
     <w:p>
       <w:pPr>
@@ -5499,7 +5740,7 @@
 </file>
 
 <file path=word/header1.xml><?xml version="1.0" encoding="utf-8"?>
-<w:hdr xmlns:wpc="http://schemas.microsoft.com/office/word/2010/wordprocessingCanvas" xmlns:cx="http://schemas.microsoft.com/office/drawing/2014/chartex" xmlns:cx1="http://schemas.microsoft.com/office/drawing/2015/9/8/chartex" xmlns:cx2="http://schemas.microsoft.com/office/drawing/2015/10/21/chartex" xmlns:cx3="http://schemas.microsoft.com/office/drawing/2016/5/9/chartex" xmlns:cx4="http://schemas.microsoft.com/office/drawing/2016/5/10/chartex" xmlns:cx5="http://schemas.microsoft.com/office/drawing/2016/5/11/chartex" xmlns:cx6="http://schemas.microsoft.com/office/drawing/2016/5/12/chartex" xmlns:cx7="http://schemas.microsoft.com/office/drawing/2016/5/13/chartex" xmlns:cx8="http://schemas.microsoft.com/office/drawing/2016/5/14/chartex" xmlns:mc="http://schemas.openxmlformats.org/markup-compatibility/2006" xmlns:aink="http://schemas.microsoft.com/office/drawing/2016/ink" xmlns:am3d="http://schemas.microsoft.com/office/drawing/2017/model3d" xmlns:o="urn:schemas-microsoft-com:office:office" xmlns:oel="http://schemas.microsoft.com/office/2019/extlst" xmlns:r="http://schemas.openxmlformats.org/officeDocument/2006/relationships" xmlns:m="http://schemas.openxmlformats.org/officeDocument/2006/math" xmlns:v="urn:schemas-microsoft-com:vml" xmlns:wp14="http://schemas.microsoft.com/office/word/2010/wordprocessingDrawing" xmlns:wp="http://schemas.openxmlformats.org/drawingml/2006/wordprocessingDrawing" xmlns:w10="urn:schemas-microsoft-com:office:word" xmlns:w="http://schemas.openxmlformats.org/wordprocessingml/2006/main" xmlns:w14="http://schemas.microsoft.com/office/word/2010/wordml" xmlns:w15="http://schemas.microsoft.com/office/word/2012/wordml" xmlns:w16cex="http://schemas.microsoft.com/office/word/2018/wordml/cex" xmlns:w16cid="http://schemas.microsoft.com/office/word/2016/wordml/cid" xmlns:w16="http://schemas.microsoft.com/office/word/2018/wordml" xmlns:w16du="http://schemas.microsoft.com/office/word/2023/wordml/word16du" xmlns:w16sdtdh="http://schemas.microsoft.com/office/word/2020/wordml/sdtdatahash" xmlns:w16sdtfl="http://schemas.microsoft.com/office/word/2024/wordml/sdtformatlock" xmlns:w16se="http://schemas.microsoft.com/office/word/2015/wordml/symex" xmlns:wpg="http://schemas.microsoft.com/office/word/2010/wordprocessingGroup" xmlns:wpi="http://schemas.microsoft.com/office/word/2010/wordprocessingInk" xmlns:wne="http://schemas.microsoft.com/office/word/2006/wordml" xmlns:wps="http://schemas.microsoft.com/office/word/2010/wordprocessingShape" mc:Ignorable="w14 w15 w16se w16cid w16 w16cex w16sdtdh w16sdtfl w16du wp14">
+<w:hdr xmlns:wpc="http://schemas.microsoft.com/office/word/2010/wordprocessingCanvas" xmlns:cx="http://schemas.microsoft.com/office/drawing/2014/chartex" xmlns:cx1="http://schemas.microsoft.com/office/drawing/2015/9/8/chartex" xmlns:cx2="http://schemas.microsoft.com/office/drawing/2015/10/21/chartex" xmlns:cx3="http://schemas.microsoft.com/office/drawing/2016/5/9/chartex" xmlns:cx4="http://schemas.microsoft.com/office/drawing/2016/5/10/chartex" xmlns:cx5="http://schemas.microsoft.com/office/drawing/2016/5/11/chartex" xmlns:cx6="http://schemas.microsoft.com/office/drawing/2016/5/12/chartex" xmlns:cx7="http://schemas.microsoft.com/office/drawing/2016/5/13/chartex" xmlns:cx8="http://schemas.microsoft.com/office/drawing/2016/5/14/chartex" xmlns:mc="http://schemas.openxmlformats.org/markup-compatibility/2006" xmlns:aink="http://schemas.microsoft.com/office/drawing/2016/ink" xmlns:am3d="http://schemas.microsoft.com/office/drawing/2017/model3d" xmlns:o="urn:schemas-microsoft-com:office:office" xmlns:oel="http://schemas.microsoft.com/office/2019/extlst" xmlns:r="http://schemas.openxmlformats.org/officeDocument/2006/relationships" xmlns:m="http://schemas.openxmlformats.org/officeDocument/2006/math" xmlns:v="urn:schemas-microsoft-com:vml" xmlns:wp14="http://schemas.microsoft.com/office/word/2010/wordprocessingDrawing" xmlns:wp="http://schemas.openxmlformats.org/drawingml/2006/wordprocessingDrawing" xmlns:w10="urn:schemas-microsoft-com:office:word" xmlns:w="http://schemas.openxmlformats.org/wordprocessingml/2006/main" xmlns:w14="http://schemas.microsoft.com/office/word/2010/wordml" xmlns:w15="http://schemas.microsoft.com/office/word/2012/wordml" xmlns:w16cei="http://schemas.microsoft.com/office/word/2026/wordml/cei" xmlns:w16cex="http://schemas.microsoft.com/office/word/2018/wordml/cex" xmlns:w16cid="http://schemas.microsoft.com/office/word/2016/wordml/cid" xmlns:w16="http://schemas.microsoft.com/office/word/2018/wordml" xmlns:w16du="http://schemas.microsoft.com/office/word/2023/wordml/word16du" xmlns:w16sdtdh="http://schemas.microsoft.com/office/word/2020/wordml/sdtdatahash" xmlns:w16sdtfl="http://schemas.microsoft.com/office/word/2024/wordml/sdtformatlock" xmlns:w16se="http://schemas.microsoft.com/office/word/2015/wordml/symex" xmlns:wpg="http://schemas.microsoft.com/office/word/2010/wordprocessingGroup" xmlns:wpi="http://schemas.microsoft.com/office/word/2010/wordprocessingInk" xmlns:wne="http://schemas.microsoft.com/office/word/2006/wordml" xmlns:wps="http://schemas.microsoft.com/office/word/2010/wordprocessingShape" mc:Ignorable="w14 w15 w16se w16cid w16 w16cex w16sdtdh w16sdtfl w16du wp14">
   <w:p>
     <w:pPr>
       <w:pBdr>
@@ -5628,7 +5869,7 @@
 </file>
 
 <file path=word/numbering.xml><?xml version="1.0" encoding="utf-8"?>
-<w:numbering xmlns:wpc="http://schemas.microsoft.com/office/word/2010/wordprocessingCanvas" xmlns:cx="http://schemas.microsoft.com/office/drawing/2014/chartex" xmlns:cx1="http://schemas.microsoft.com/office/drawing/2015/9/8/chartex" xmlns:cx2="http://schemas.microsoft.com/office/drawing/2015/10/21/chartex" xmlns:cx3="http://schemas.microsoft.com/office/drawing/2016/5/9/chartex" xmlns:cx4="http://schemas.microsoft.com/office/drawing/2016/5/10/chartex" xmlns:cx5="http://schemas.microsoft.com/office/drawing/2016/5/11/chartex" xmlns:cx6="http://schemas.microsoft.com/office/drawing/2016/5/12/chartex" xmlns:cx7="http://schemas.microsoft.com/office/drawing/2016/5/13/chartex" xmlns:cx8="http://schemas.microsoft.com/office/drawing/2016/5/14/chartex" xmlns:mc="http://schemas.openxmlformats.org/markup-compatibility/2006" xmlns:aink="http://schemas.microsoft.com/office/drawing/2016/ink" xmlns:am3d="http://schemas.microsoft.com/office/drawing/2017/model3d" xmlns:o="urn:schemas-microsoft-com:office:office" xmlns:oel="http://schemas.microsoft.com/office/2019/extlst" xmlns:r="http://schemas.openxmlformats.org/officeDocument/2006/relationships" xmlns:m="http://schemas.openxmlformats.org/officeDocument/2006/math" xmlns:v="urn:schemas-microsoft-com:vml" xmlns:wp14="http://schemas.microsoft.com/office/word/2010/wordprocessingDrawing" xmlns:wp="http://schemas.openxmlformats.org/drawingml/2006/wordprocessingDrawing" xmlns:w10="urn:schemas-microsoft-com:office:word" xmlns:w="http://schemas.openxmlformats.org/wordprocessingml/2006/main" xmlns:w14="http://schemas.microsoft.com/office/word/2010/wordml" xmlns:w15="http://schemas.microsoft.com/office/word/2012/wordml" xmlns:w16cex="http://schemas.microsoft.com/office/word/2018/wordml/cex" xmlns:w16cid="http://schemas.microsoft.com/office/word/2016/wordml/cid" xmlns:w16="http://schemas.microsoft.com/office/word/2018/wordml" xmlns:w16du="http://schemas.microsoft.com/office/word/2023/wordml/word16du" xmlns:w16sdtdh="http://schemas.microsoft.com/office/word/2020/wordml/sdtdatahash" xmlns:w16sdtfl="http://schemas.microsoft.com/office/word/2024/wordml/sdtformatlock" xmlns:w16se="http://schemas.microsoft.com/office/word/2015/wordml/symex" xmlns:wpg="http://schemas.microsoft.com/office/word/2010/wordprocessingGroup" xmlns:wpi="http://schemas.microsoft.com/office/word/2010/wordprocessingInk" xmlns:wne="http://schemas.microsoft.com/office/word/2006/wordml" xmlns:wps="http://schemas.microsoft.com/office/word/2010/wordprocessingShape" mc:Ignorable="w14 w15 w16se w16cid w16 w16cex w16sdtdh w16sdtfl w16du wp14">
+<w:numbering xmlns:wpc="http://schemas.microsoft.com/office/word/2010/wordprocessingCanvas" xmlns:cx="http://schemas.microsoft.com/office/drawing/2014/chartex" xmlns:cx1="http://schemas.microsoft.com/office/drawing/2015/9/8/chartex" xmlns:cx2="http://schemas.microsoft.com/office/drawing/2015/10/21/chartex" xmlns:cx3="http://schemas.microsoft.com/office/drawing/2016/5/9/chartex" xmlns:cx4="http://schemas.microsoft.com/office/drawing/2016/5/10/chartex" xmlns:cx5="http://schemas.microsoft.com/office/drawing/2016/5/11/chartex" xmlns:cx6="http://schemas.microsoft.com/office/drawing/2016/5/12/chartex" xmlns:cx7="http://schemas.microsoft.com/office/drawing/2016/5/13/chartex" xmlns:cx8="http://schemas.microsoft.com/office/drawing/2016/5/14/chartex" xmlns:mc="http://schemas.openxmlformats.org/markup-compatibility/2006" xmlns:aink="http://schemas.microsoft.com/office/drawing/2016/ink" xmlns:am3d="http://schemas.microsoft.com/office/drawing/2017/model3d" xmlns:o="urn:schemas-microsoft-com:office:office" xmlns:oel="http://schemas.microsoft.com/office/2019/extlst" xmlns:r="http://schemas.openxmlformats.org/officeDocument/2006/relationships" xmlns:m="http://schemas.openxmlformats.org/officeDocument/2006/math" xmlns:v="urn:schemas-microsoft-com:vml" xmlns:wp14="http://schemas.microsoft.com/office/word/2010/wordprocessingDrawing" xmlns:wp="http://schemas.openxmlformats.org/drawingml/2006/wordprocessingDrawing" xmlns:w10="urn:schemas-microsoft-com:office:word" xmlns:w="http://schemas.openxmlformats.org/wordprocessingml/2006/main" xmlns:w14="http://schemas.microsoft.com/office/word/2010/wordml" xmlns:w15="http://schemas.microsoft.com/office/word/2012/wordml" xmlns:w16cei="http://schemas.microsoft.com/office/word/2026/wordml/cei" xmlns:w16cex="http://schemas.microsoft.com/office/word/2018/wordml/cex" xmlns:w16cid="http://schemas.microsoft.com/office/word/2016/wordml/cid" xmlns:w16="http://schemas.microsoft.com/office/word/2018/wordml" xmlns:w16du="http://schemas.microsoft.com/office/word/2023/wordml/word16du" xmlns:w16sdtdh="http://schemas.microsoft.com/office/word/2020/wordml/sdtdatahash" xmlns:w16sdtfl="http://schemas.microsoft.com/office/word/2024/wordml/sdtformatlock" xmlns:w16se="http://schemas.microsoft.com/office/word/2015/wordml/symex" xmlns:wpg="http://schemas.microsoft.com/office/word/2010/wordprocessingGroup" xmlns:wpi="http://schemas.microsoft.com/office/word/2010/wordprocessingInk" xmlns:wne="http://schemas.microsoft.com/office/word/2006/wordml" xmlns:wps="http://schemas.microsoft.com/office/word/2010/wordprocessingShape" mc:Ignorable="w14 w15 w16se w16cid w16 w16cex w16sdtdh w16sdtfl w16du wp14">
   <w:abstractNum w:abstractNumId="0" w15:restartNumberingAfterBreak="0">
     <w:nsid w:val="4D4939C8"/>
     <w:multiLevelType w:val="multilevel"/>
